--- a/data/raw/mevzuat/1.5.854.docx
+++ b/data/raw/mevzuat/1.5.854.docx
@@ -1,376 +1,7 @@
 
 <file path=word/document.xml><?xml version="1.0" encoding="utf-8"?>
-<w:document xmlns:wpc="http://schemas.microsoft.com/office/word/2010/wordprocessingCanvas" xmlns:cx="http://schemas.microsoft.com/office/drawing/2014/chartex" xmlns:cx1="http://schemas.microsoft.com/office/drawing/2015/9/8/chartex" xmlns:cx2="http://schemas.microsoft.com/office/drawing/2015/10/21/chartex" xmlns:cx3="http://schemas.microsoft.com/office/drawing/2016/5/9/chartex" xmlns:cx4="http://schemas.microsoft.com/office/drawing/2016/5/10/chartex" xmlns:cx5="http://schemas.microsoft.com/office/drawing/2016/5/11/chartex" xmlns:cx6="http://schemas.microsoft.com/office/drawing/2016/5/12/chartex" xmlns:cx7="http://schemas.microsoft.com/office/drawing/2016/5/13/chartex" xmlns:cx8="http://schemas.microsoft.com/office/drawing/2016/5/14/chartex" xmlns:mc="http://schemas.openxmlformats.org/markup-compatibility/2006" xmlns:aink="http://schemas.microsoft.com/office/drawing/2016/ink" xmlns:am3d="http://schemas.microsoft.com/office/drawing/2017/model3d" xmlns:o="urn:schemas-microsoft-com:office:office" xmlns:oel="http://schemas.microsoft.com/office/2019/extlst" xmlns:r="http://schemas.openxmlformats.org/officeDocument/2006/relationships" xmlns:m="http://schemas.openxmlformats.org/officeDocument/2006/math" xmlns:v="urn:schemas-microsoft-com:vml" xmlns:wp14="http://schemas.microsoft.com/office/word/2010/wordprocessingDrawing" xmlns:wp="http://schemas.openxmlformats.org/drawingml/2006/wordprocessingDrawing" xmlns:w10="urn:schemas-microsoft-com:office:word" xmlns:w="http://schemas.openxmlformats.org/wordprocessingml/2006/main" xmlns:w14="http://schemas.microsoft.com/office/word/2010/wordml" xmlns:w15="http://schemas.microsoft.com/office/word/2012/wordml" xmlns:w16cex="http://schemas.microsoft.com/office/word/2018/wordml/cex" xmlns:w16cid="http://schemas.microsoft.com/office/word/2016/wordml/cid" xmlns:w16="http://schemas.microsoft.com/office/word/2018/wordml" xmlns:w16du="http://schemas.microsoft.com/office/word/2023/wordml/word16du" xmlns:w16sdtdh="http://schemas.microsoft.com/office/word/2020/wordml/sdtdatahash" xmlns:w16sdtfl="http://schemas.microsoft.com/office/word/2024/wordml/sdtformatlock" xmlns:w16se="http://schemas.microsoft.com/office/word/2015/wordml/symex" xmlns:wpg="http://schemas.microsoft.com/office/word/2010/wordprocessingGroup" xmlns:wpi="http://schemas.microsoft.com/office/word/2010/wordprocessingInk" xmlns:wne="http://schemas.microsoft.com/office/word/2006/wordml" xmlns:wps="http://schemas.microsoft.com/office/word/2010/wordprocessingShape" mc:Ignorable="w14 w15 w16se w16cid w16 w16cex w16sdtdh w16sdtfl w16du wp14">
+<w:document xmlns:wpc="http://schemas.microsoft.com/office/word/2010/wordprocessingCanvas" xmlns:cx="http://schemas.microsoft.com/office/drawing/2014/chartex" xmlns:cx1="http://schemas.microsoft.com/office/drawing/2015/9/8/chartex" xmlns:cx2="http://schemas.microsoft.com/office/drawing/2015/10/21/chartex" xmlns:cx3="http://schemas.microsoft.com/office/drawing/2016/5/9/chartex" xmlns:cx4="http://schemas.microsoft.com/office/drawing/2016/5/10/chartex" xmlns:cx5="http://schemas.microsoft.com/office/drawing/2016/5/11/chartex" xmlns:cx6="http://schemas.microsoft.com/office/drawing/2016/5/12/chartex" xmlns:cx7="http://schemas.microsoft.com/office/drawing/2016/5/13/chartex" xmlns:cx8="http://schemas.microsoft.com/office/drawing/2016/5/14/chartex" xmlns:mc="http://schemas.openxmlformats.org/markup-compatibility/2006" xmlns:aink="http://schemas.microsoft.com/office/drawing/2016/ink" xmlns:am3d="http://schemas.microsoft.com/office/drawing/2017/model3d" xmlns:o="urn:schemas-microsoft-com:office:office" xmlns:oel="http://schemas.microsoft.com/office/2019/extlst" xmlns:r="http://schemas.openxmlformats.org/officeDocument/2006/relationships" xmlns:m="http://schemas.openxmlformats.org/officeDocument/2006/math" xmlns:v="urn:schemas-microsoft-com:vml" xmlns:wp14="http://schemas.microsoft.com/office/word/2010/wordprocessingDrawing" xmlns:wp="http://schemas.openxmlformats.org/drawingml/2006/wordprocessingDrawing" xmlns:w10="urn:schemas-microsoft-com:office:word" xmlns:w="http://schemas.openxmlformats.org/wordprocessingml/2006/main" xmlns:w14="http://schemas.microsoft.com/office/word/2010/wordml" xmlns:w15="http://schemas.microsoft.com/office/word/2012/wordml" xmlns:w16cex="http://schemas.microsoft.com/office/word/2018/wordml/cex" xmlns:w16cid="http://schemas.microsoft.com/office/word/2016/wordml/cid" xmlns:w16="http://schemas.microsoft.com/office/word/2018/wordml" xmlns:w16sdtdh="http://schemas.microsoft.com/office/word/2020/wordml/sdtdatahash" xmlns:w16se="http://schemas.microsoft.com/office/word/2015/wordml/symex" xmlns:wpg="http://schemas.microsoft.com/office/word/2010/wordprocessingGroup" xmlns:wpi="http://schemas.microsoft.com/office/word/2010/wordprocessingInk" xmlns:wne="http://schemas.microsoft.com/office/word/2006/wordml" xmlns:wps="http://schemas.microsoft.com/office/word/2010/wordprocessingShape" mc:Ignorable="w14 w15 w16se w16cid w16 w16cex w16sdtdh wp14">
   <w:body>
-    <w:p>
-      <w:pPr>
-        <w:spacing w:before="92"/>
-        <w:ind w:left="567"/>
-        <w:jc w:val="center"/>
-        <w:rPr>
-          <w:sz w:val="24"/>
-        </w:rPr>
-      </w:pPr>
-      <w:r>
-        <w:rPr>
-          <w:b/>
-          <w:sz w:val="24"/>
-        </w:rPr>
-        <w:t>DENİZ</w:t>
-      </w:r>
-      <w:r>
-        <w:rPr>
-          <w:b/>
-          <w:spacing w:val="-1"/>
-          <w:sz w:val="24"/>
-        </w:rPr>
-        <w:t xml:space="preserve"> </w:t>
-      </w:r>
-      <w:r>
-        <w:rPr>
-          <w:b/>
-          <w:sz w:val="24"/>
-        </w:rPr>
-        <w:t xml:space="preserve">İŞ </w:t>
-      </w:r>
-      <w:r>
-        <w:rPr>
-          <w:b/>
-          <w:spacing w:val="-2"/>
-          <w:sz w:val="24"/>
-        </w:rPr>
-        <w:t>KANUNU</w:t>
-      </w:r>
-      <w:r>
-        <w:rPr>
-          <w:spacing w:val="-2"/>
-          <w:sz w:val="24"/>
-          <w:vertAlign w:val="superscript"/>
-        </w:rPr>
-        <w:t>1</w:t>
-      </w:r>
-    </w:p>
-    <w:p>
-      <w:pPr>
-        <w:pStyle w:val="GvdeMetni"/>
-        <w:spacing w:before="153"/>
-        <w:ind w:left="0" w:firstLine="0"/>
-      </w:pPr>
-    </w:p>
-    <w:p>
-      <w:pPr>
-        <w:tabs>
-          <w:tab w:val="left" w:pos="4330"/>
-        </w:tabs>
-        <w:spacing w:before="1"/>
-        <w:ind w:left="709"/>
-        <w:rPr>
-          <w:b/>
-          <w:sz w:val="24"/>
-        </w:rPr>
-      </w:pPr>
-      <w:r>
-        <w:rPr>
-          <w:b/>
-          <w:sz w:val="24"/>
-        </w:rPr>
-        <w:t>Kanun</w:t>
-      </w:r>
-      <w:r>
-        <w:rPr>
-          <w:b/>
-          <w:spacing w:val="-1"/>
-          <w:sz w:val="24"/>
-        </w:rPr>
-        <w:t xml:space="preserve"> </w:t>
-      </w:r>
-      <w:r>
-        <w:rPr>
-          <w:b/>
-          <w:spacing w:val="-2"/>
-          <w:sz w:val="24"/>
-        </w:rPr>
-        <w:t>Numarası</w:t>
-      </w:r>
-      <w:r>
-        <w:rPr>
-          <w:sz w:val="24"/>
-        </w:rPr>
-        <w:tab/>
-      </w:r>
-      <w:r>
-        <w:rPr>
-          <w:b/>
-          <w:spacing w:val="-5"/>
-          <w:sz w:val="24"/>
-        </w:rPr>
-        <w:t>854</w:t>
-      </w:r>
-    </w:p>
-    <w:p>
-      <w:pPr>
-        <w:tabs>
-          <w:tab w:val="left" w:pos="4250"/>
-        </w:tabs>
-        <w:spacing w:before="77"/>
-        <w:ind w:left="709"/>
-        <w:rPr>
-          <w:b/>
-          <w:sz w:val="24"/>
-        </w:rPr>
-      </w:pPr>
-      <w:r>
-        <w:rPr>
-          <w:b/>
-          <w:sz w:val="24"/>
-        </w:rPr>
-        <w:t>Kabul</w:t>
-      </w:r>
-      <w:r>
-        <w:rPr>
-          <w:b/>
-          <w:spacing w:val="-1"/>
-          <w:sz w:val="24"/>
-        </w:rPr>
-        <w:t xml:space="preserve"> </w:t>
-      </w:r>
-      <w:r>
-        <w:rPr>
-          <w:b/>
-          <w:spacing w:val="-2"/>
-          <w:sz w:val="24"/>
-        </w:rPr>
-        <w:t>Tarihi</w:t>
-      </w:r>
-      <w:r>
-        <w:rPr>
-          <w:b/>
-          <w:sz w:val="24"/>
-        </w:rPr>
-        <w:tab/>
-      </w:r>
-      <w:r>
-        <w:rPr>
-          <w:b/>
-          <w:spacing w:val="-2"/>
-          <w:sz w:val="24"/>
-        </w:rPr>
-        <w:t>:20/4/1967</w:t>
-      </w:r>
-    </w:p>
-    <w:p>
-      <w:pPr>
-        <w:tabs>
-          <w:tab w:val="left" w:pos="4250"/>
-        </w:tabs>
-        <w:spacing w:before="76" w:line="307" w:lineRule="auto"/>
-        <w:ind w:left="709" w:right="1763"/>
-        <w:rPr>
-          <w:b/>
-          <w:sz w:val="24"/>
-        </w:rPr>
-      </w:pPr>
-      <w:r>
-        <w:rPr>
-          <w:b/>
-          <w:sz w:val="24"/>
-        </w:rPr>
-        <w:t>Yayımlandığı Resmî Gazete</w:t>
-      </w:r>
-      <w:r>
-        <w:rPr>
-          <w:b/>
-          <w:sz w:val="24"/>
-        </w:rPr>
-        <w:tab/>
-        <w:t>:</w:t>
-      </w:r>
-      <w:r>
-        <w:rPr>
-          <w:b/>
-          <w:spacing w:val="-7"/>
-          <w:sz w:val="24"/>
-        </w:rPr>
-        <w:t xml:space="preserve"> </w:t>
-      </w:r>
-      <w:r>
-        <w:rPr>
-          <w:b/>
-          <w:sz w:val="24"/>
-        </w:rPr>
-        <w:t>Tarih:</w:t>
-      </w:r>
-      <w:r>
-        <w:rPr>
-          <w:b/>
-          <w:spacing w:val="-6"/>
-          <w:sz w:val="24"/>
-        </w:rPr>
-        <w:t xml:space="preserve"> </w:t>
-      </w:r>
-      <w:r>
-        <w:rPr>
-          <w:b/>
-          <w:sz w:val="24"/>
-        </w:rPr>
-        <w:t>29/4/1967</w:t>
-      </w:r>
-      <w:r>
-        <w:rPr>
-          <w:b/>
-          <w:spacing w:val="80"/>
-          <w:sz w:val="24"/>
-        </w:rPr>
-        <w:t xml:space="preserve"> </w:t>
-      </w:r>
-      <w:r>
-        <w:rPr>
-          <w:b/>
-          <w:sz w:val="24"/>
-        </w:rPr>
-        <w:t>Sayı:</w:t>
-      </w:r>
-      <w:r>
-        <w:rPr>
-          <w:b/>
-          <w:spacing w:val="-6"/>
-          <w:sz w:val="24"/>
-        </w:rPr>
-        <w:t xml:space="preserve"> </w:t>
-      </w:r>
-      <w:r>
-        <w:rPr>
-          <w:b/>
-          <w:sz w:val="24"/>
-        </w:rPr>
-        <w:t>12586 Yayımlandığı</w:t>
-      </w:r>
-      <w:r>
-        <w:rPr>
-          <w:b/>
-          <w:spacing w:val="-4"/>
-          <w:sz w:val="24"/>
-        </w:rPr>
-        <w:t xml:space="preserve"> </w:t>
-      </w:r>
-      <w:r>
-        <w:rPr>
-          <w:b/>
-          <w:spacing w:val="-2"/>
-          <w:sz w:val="24"/>
-        </w:rPr>
-        <w:t>Düstur</w:t>
-      </w:r>
-      <w:r>
-        <w:rPr>
-          <w:b/>
-          <w:sz w:val="24"/>
-        </w:rPr>
-        <w:tab/>
-        <w:t>:</w:t>
-      </w:r>
-      <w:r>
-        <w:rPr>
-          <w:b/>
-          <w:spacing w:val="-2"/>
-          <w:sz w:val="24"/>
-        </w:rPr>
-        <w:t xml:space="preserve"> </w:t>
-      </w:r>
-      <w:r>
-        <w:rPr>
-          <w:b/>
-          <w:sz w:val="24"/>
-        </w:rPr>
-        <w:t>Tertip:</w:t>
-      </w:r>
-      <w:r>
-        <w:rPr>
-          <w:b/>
-          <w:spacing w:val="-1"/>
-          <w:sz w:val="24"/>
-        </w:rPr>
-        <w:t xml:space="preserve"> </w:t>
-      </w:r>
-      <w:proofErr w:type="gramStart"/>
-      <w:r>
-        <w:rPr>
-          <w:b/>
-          <w:sz w:val="24"/>
-        </w:rPr>
-        <w:t>5</w:t>
-      </w:r>
-      <w:r>
-        <w:rPr>
-          <w:b/>
-          <w:spacing w:val="29"/>
-          <w:sz w:val="24"/>
-        </w:rPr>
-        <w:t xml:space="preserve">  </w:t>
-      </w:r>
-      <w:r>
-        <w:rPr>
-          <w:b/>
-          <w:sz w:val="24"/>
-        </w:rPr>
-        <w:t>Cilt</w:t>
-      </w:r>
-      <w:proofErr w:type="gramEnd"/>
-      <w:r>
-        <w:rPr>
-          <w:b/>
-          <w:sz w:val="24"/>
-        </w:rPr>
-        <w:t>:</w:t>
-      </w:r>
-      <w:proofErr w:type="gramStart"/>
-      <w:r>
-        <w:rPr>
-          <w:b/>
-          <w:sz w:val="24"/>
-        </w:rPr>
-        <w:t>6</w:t>
-      </w:r>
-      <w:r>
-        <w:rPr>
-          <w:b/>
-          <w:spacing w:val="29"/>
-          <w:sz w:val="24"/>
-        </w:rPr>
-        <w:t xml:space="preserve">  </w:t>
-      </w:r>
-      <w:r>
-        <w:rPr>
-          <w:b/>
-          <w:sz w:val="24"/>
-        </w:rPr>
-        <w:t>Sayfa</w:t>
-      </w:r>
-      <w:proofErr w:type="gramEnd"/>
-      <w:r>
-        <w:rPr>
-          <w:b/>
-          <w:sz w:val="24"/>
-        </w:rPr>
-        <w:t>:</w:t>
-      </w:r>
-      <w:r>
-        <w:rPr>
-          <w:b/>
-          <w:spacing w:val="1"/>
-          <w:sz w:val="24"/>
-        </w:rPr>
-        <w:t xml:space="preserve"> </w:t>
-      </w:r>
-      <w:r>
-        <w:rPr>
-          <w:b/>
-          <w:spacing w:val="-4"/>
-          <w:sz w:val="24"/>
-        </w:rPr>
-        <w:t>1849</w:t>
-      </w:r>
-    </w:p>
     <w:p>
       <w:pPr>
         <w:pStyle w:val="GvdeMetni"/>
@@ -392,42 +23,9 @@
     </w:p>
     <w:p>
       <w:pPr>
-        <w:ind w:left="709"/>
-        <w:jc w:val="both"/>
-        <w:rPr>
-          <w:b/>
-          <w:sz w:val="24"/>
-        </w:rPr>
-      </w:pPr>
-      <w:r>
-        <w:rPr>
-          <w:b/>
-          <w:sz w:val="24"/>
-        </w:rPr>
-        <w:t>Kanun</w:t>
-      </w:r>
-      <w:r>
-        <w:rPr>
-          <w:b/>
-          <w:spacing w:val="-3"/>
-          <w:sz w:val="24"/>
-        </w:rPr>
-        <w:t xml:space="preserve"> </w:t>
-      </w:r>
-      <w:r>
-        <w:rPr>
-          <w:b/>
-          <w:spacing w:val="-2"/>
-          <w:sz w:val="24"/>
-        </w:rPr>
-        <w:t>kapsamı:</w:t>
-      </w:r>
-    </w:p>
-    <w:p>
-      <w:pPr>
         <w:pStyle w:val="GvdeMetni"/>
         <w:spacing w:before="77" w:line="307" w:lineRule="auto"/>
-        <w:ind w:right="142"/>
+        <w:ind w:right="142" w:firstLine="0"/>
         <w:jc w:val="both"/>
       </w:pPr>
       <w:r>
@@ -760,73 +358,7 @@
     </w:p>
     <w:p>
       <w:pPr>
-        <w:pStyle w:val="Balk1"/>
-        <w:jc w:val="left"/>
-      </w:pPr>
-      <w:r>
-        <w:t>İşveren,</w:t>
-      </w:r>
-      <w:r>
-        <w:rPr>
-          <w:spacing w:val="-3"/>
-        </w:rPr>
-        <w:t xml:space="preserve"> </w:t>
-      </w:r>
-      <w:proofErr w:type="spellStart"/>
-      <w:r>
-        <w:t>gemiadamı</w:t>
-      </w:r>
-      <w:proofErr w:type="spellEnd"/>
-      <w:r>
-        <w:t>,</w:t>
-      </w:r>
-      <w:r>
-        <w:rPr>
-          <w:spacing w:val="-4"/>
-        </w:rPr>
-        <w:t xml:space="preserve"> </w:t>
-      </w:r>
-      <w:r>
-        <w:t>kaptan</w:t>
-      </w:r>
-      <w:r>
-        <w:rPr>
-          <w:spacing w:val="-3"/>
-        </w:rPr>
-        <w:t xml:space="preserve"> </w:t>
-      </w:r>
-      <w:r>
-        <w:t>ve</w:t>
-      </w:r>
-      <w:r>
-        <w:rPr>
-          <w:spacing w:val="-3"/>
-        </w:rPr>
-        <w:t xml:space="preserve"> </w:t>
-      </w:r>
-      <w:r>
-        <w:t>işveren</w:t>
-      </w:r>
-      <w:r>
-        <w:rPr>
-          <w:spacing w:val="-2"/>
-        </w:rPr>
-        <w:t xml:space="preserve"> </w:t>
-      </w:r>
-      <w:r>
-        <w:t>vekilinin</w:t>
-      </w:r>
-      <w:r>
-        <w:rPr>
-          <w:spacing w:val="-2"/>
-        </w:rPr>
-        <w:t xml:space="preserve"> tarifi:</w:t>
-      </w:r>
-    </w:p>
-    <w:p>
-      <w:pPr>
         <w:spacing w:before="77"/>
-        <w:ind w:left="709"/>
         <w:rPr>
           <w:sz w:val="24"/>
         </w:rPr>
@@ -1443,7 +975,7 @@
           </mc:Choice>
           <mc:Fallback>
             <w:pict>
-              <v:shape w14:anchorId="3DE2974E" id="Graphic 1" o:spid="_x0000_s1026" style="position:absolute;margin-left:70.95pt;margin-top:20.1pt;width:144.05pt;height:.5pt;z-index:-15728640;visibility:visible;mso-wrap-style:square;mso-wrap-distance-left:0;mso-wrap-distance-top:0;mso-wrap-distance-right:0;mso-wrap-distance-bottom:0;mso-position-horizontal:absolute;mso-position-horizontal-relative:page;mso-position-vertical:absolute;mso-position-vertical-relative:text;v-text-anchor:top" coordsize="1829435,6350" o:gfxdata="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" path="m1829053,l,,,6095r1829053,l1829053,xe" fillcolor="black" stroked="f">
+              <v:shape w14:anchorId="31FD19DC" id="Graphic 1" o:spid="_x0000_s1026" style="position:absolute;margin-left:70.95pt;margin-top:20.1pt;width:144.05pt;height:.5pt;z-index:-15728640;visibility:visible;mso-wrap-style:square;mso-wrap-distance-left:0;mso-wrap-distance-top:0;mso-wrap-distance-right:0;mso-wrap-distance-bottom:0;mso-position-horizontal:absolute;mso-position-horizontal-relative:page;mso-position-vertical:absolute;mso-position-vertical-relative:text;v-text-anchor:top" coordsize="1829435,6350" o:gfxdata="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" path="m1829053,l,,,6095r1829053,l1829053,xe" fillcolor="black" stroked="f">
                 <v:path arrowok="t"/>
                 <w10:wrap type="topAndBottom" anchorx="page"/>
               </v:shape>
@@ -1496,29 +1028,9 @@
     </w:p>
     <w:p>
       <w:pPr>
-        <w:pStyle w:val="Balk1"/>
-      </w:pPr>
-      <w:r>
-        <w:t>Saklı</w:t>
-      </w:r>
-      <w:r>
-        <w:rPr>
-          <w:spacing w:val="-3"/>
-        </w:rPr>
-        <w:t xml:space="preserve"> </w:t>
-      </w:r>
-      <w:r>
-        <w:rPr>
-          <w:spacing w:val="-2"/>
-        </w:rPr>
-        <w:t>hükümler:</w:t>
-      </w:r>
-    </w:p>
-    <w:p>
-      <w:pPr>
         <w:pStyle w:val="GvdeMetni"/>
         <w:spacing w:before="77" w:line="307" w:lineRule="auto"/>
-        <w:ind w:right="140"/>
+        <w:ind w:right="140" w:firstLine="0"/>
         <w:jc w:val="both"/>
       </w:pPr>
       <w:r>
@@ -1632,78 +1144,95 @@
     <w:p>
       <w:pPr>
         <w:pStyle w:val="GvdeMetni"/>
+        <w:spacing w:before="79" w:line="307" w:lineRule="auto"/>
+        <w:ind w:right="140" w:firstLine="0"/>
+        <w:jc w:val="both"/>
+        <w:rPr>
+          <w:b/>
+          <w:bCs/>
+        </w:rPr>
+      </w:pPr>
+    </w:p>
+    <w:p>
+      <w:pPr>
+        <w:pStyle w:val="GvdeMetni"/>
+        <w:spacing w:before="79" w:line="307" w:lineRule="auto"/>
+        <w:ind w:right="140" w:firstLine="0"/>
+        <w:jc w:val="both"/>
+      </w:pPr>
+      <w:r>
+        <w:rPr>
+          <w:b/>
+        </w:rPr>
+        <w:t xml:space="preserve">Madde 4 – </w:t>
+      </w:r>
+      <w:r>
+        <w:t xml:space="preserve">Bu kanun hükümleri, mütekabiliyet esaslarına göre Türk </w:t>
+      </w:r>
+      <w:proofErr w:type="spellStart"/>
+      <w:r>
+        <w:t>gemiadamlarına</w:t>
+      </w:r>
+      <w:proofErr w:type="spellEnd"/>
+      <w:r>
+        <w:t xml:space="preserve"> aynı mahiyette haklar tanıyan devletlerin uyruğunda olup bu kanun kapsamına giren</w:t>
+      </w:r>
+      <w:r>
+        <w:rPr>
+          <w:spacing w:val="40"/>
+        </w:rPr>
+        <w:t xml:space="preserve"> </w:t>
+      </w:r>
+      <w:r>
+        <w:t xml:space="preserve">gemilerde çalışan </w:t>
+      </w:r>
+      <w:proofErr w:type="spellStart"/>
+      <w:r>
+        <w:t>gemiadamlarına</w:t>
+      </w:r>
+      <w:proofErr w:type="spellEnd"/>
+      <w:r>
+        <w:t xml:space="preserve"> bu uygulanır.</w:t>
+      </w:r>
+    </w:p>
+    <w:p>
+      <w:pPr>
+        <w:pStyle w:val="GvdeMetni"/>
         <w:spacing w:before="76"/>
         <w:ind w:left="0" w:firstLine="0"/>
       </w:pPr>
     </w:p>
     <w:p>
       <w:pPr>
-        <w:pStyle w:val="Balk1"/>
-      </w:pPr>
-      <w:r>
-        <w:t>Yabancı</w:t>
-      </w:r>
-      <w:r>
-        <w:rPr>
-          <w:spacing w:val="-4"/>
-        </w:rPr>
-        <w:t xml:space="preserve"> </w:t>
-      </w:r>
-      <w:proofErr w:type="spellStart"/>
-      <w:r>
-        <w:rPr>
-          <w:spacing w:val="-2"/>
-        </w:rPr>
-        <w:t>gemiadamları</w:t>
-      </w:r>
-      <w:proofErr w:type="spellEnd"/>
-      <w:r>
-        <w:rPr>
-          <w:spacing w:val="-2"/>
-        </w:rPr>
-        <w:t>:</w:t>
-      </w:r>
-    </w:p>
-    <w:p>
-      <w:pPr>
-        <w:pStyle w:val="GvdeMetni"/>
-        <w:spacing w:before="79" w:line="307" w:lineRule="auto"/>
-        <w:ind w:right="140"/>
+        <w:pStyle w:val="GvdeMetni"/>
+        <w:spacing w:before="77" w:line="307" w:lineRule="auto"/>
+        <w:ind w:right="141" w:firstLine="0"/>
         <w:jc w:val="both"/>
       </w:pPr>
       <w:r>
         <w:rPr>
           <w:b/>
         </w:rPr>
-        <w:t xml:space="preserve">Madde 4 – </w:t>
-      </w:r>
-      <w:r>
-        <w:t xml:space="preserve">Bu kanun hükümleri, mütekabiliyet esaslarına göre Türk </w:t>
-      </w:r>
-      <w:proofErr w:type="spellStart"/>
-      <w:r>
-        <w:t>gemiadamlarına</w:t>
-      </w:r>
-      <w:proofErr w:type="spellEnd"/>
-      <w:r>
-        <w:t xml:space="preserve"> aynı mahiyette haklar tanıyan devletlerin uyruğunda olup bu kanun kapsamına giren</w:t>
-      </w:r>
-      <w:r>
-        <w:rPr>
-          <w:spacing w:val="40"/>
-        </w:rPr>
-        <w:t xml:space="preserve"> </w:t>
-      </w:r>
-      <w:r>
-        <w:t xml:space="preserve">gemilerde çalışan </w:t>
-      </w:r>
-      <w:proofErr w:type="spellStart"/>
-      <w:r>
-        <w:t>gemiadamlarına</w:t>
-      </w:r>
-      <w:proofErr w:type="spellEnd"/>
-      <w:r>
-        <w:t xml:space="preserve"> bu uygulanır.</w:t>
+        <w:t xml:space="preserve">Madde 5 – </w:t>
+      </w:r>
+      <w:r>
+        <w:t xml:space="preserve">Hizmet </w:t>
+      </w:r>
+      <w:proofErr w:type="spellStart"/>
+      <w:r>
+        <w:t>akti</w:t>
+      </w:r>
+      <w:proofErr w:type="spellEnd"/>
+      <w:r>
+        <w:t xml:space="preserve"> işveren veya işveren vekiliyle </w:t>
+      </w:r>
+      <w:proofErr w:type="spellStart"/>
+      <w:r>
+        <w:t>gemiadamı</w:t>
+      </w:r>
+      <w:proofErr w:type="spellEnd"/>
+      <w:r>
+        <w:t xml:space="preserve"> arasında yazılı olarak iki nüsha yapılır ve taraflardan her birine birer nüsha verilir.</w:t>
       </w:r>
     </w:p>
     <w:p>
@@ -1715,94 +1244,9 @@
     </w:p>
     <w:p>
       <w:pPr>
-        <w:pStyle w:val="Balk1"/>
-      </w:pPr>
-      <w:r>
-        <w:t>Yazılı</w:t>
-      </w:r>
-      <w:r>
-        <w:rPr>
-          <w:spacing w:val="-2"/>
-        </w:rPr>
-        <w:t xml:space="preserve"> akit:</w:t>
-      </w:r>
-    </w:p>
-    <w:p>
-      <w:pPr>
-        <w:pStyle w:val="GvdeMetni"/>
-        <w:spacing w:before="77" w:line="307" w:lineRule="auto"/>
-        <w:ind w:right="141"/>
-        <w:jc w:val="both"/>
-      </w:pPr>
-      <w:r>
-        <w:rPr>
-          <w:b/>
-        </w:rPr>
-        <w:t xml:space="preserve">Madde 5 – </w:t>
-      </w:r>
-      <w:r>
-        <w:t xml:space="preserve">Hizmet </w:t>
-      </w:r>
-      <w:proofErr w:type="spellStart"/>
-      <w:r>
-        <w:t>akti</w:t>
-      </w:r>
-      <w:proofErr w:type="spellEnd"/>
-      <w:r>
-        <w:t xml:space="preserve"> işveren veya işveren vekiliyle </w:t>
-      </w:r>
-      <w:proofErr w:type="spellStart"/>
-      <w:r>
-        <w:t>gemiadamı</w:t>
-      </w:r>
-      <w:proofErr w:type="spellEnd"/>
-      <w:r>
-        <w:t xml:space="preserve"> arasında yazılı olarak iki nüsha yapılır ve taraflardan her birine birer nüsha verilir.</w:t>
-      </w:r>
-    </w:p>
-    <w:p>
-      <w:pPr>
-        <w:pStyle w:val="GvdeMetni"/>
-        <w:spacing w:before="76"/>
-        <w:ind w:left="0" w:firstLine="0"/>
-      </w:pPr>
-    </w:p>
-    <w:p>
-      <w:pPr>
-        <w:pStyle w:val="Balk1"/>
-      </w:pPr>
-      <w:r>
-        <w:t>Yazılı</w:t>
-      </w:r>
-      <w:r>
-        <w:rPr>
-          <w:spacing w:val="-2"/>
-        </w:rPr>
-        <w:t xml:space="preserve"> </w:t>
-      </w:r>
-      <w:proofErr w:type="spellStart"/>
-      <w:r>
-        <w:t>aktin</w:t>
-      </w:r>
-      <w:proofErr w:type="spellEnd"/>
-      <w:r>
-        <w:rPr>
-          <w:spacing w:val="-1"/>
-        </w:rPr>
-        <w:t xml:space="preserve"> </w:t>
-      </w:r>
-      <w:r>
-        <w:rPr>
-          <w:spacing w:val="-2"/>
-        </w:rPr>
-        <w:t>şekli:</w:t>
-      </w:r>
-    </w:p>
-    <w:p>
-      <w:pPr>
         <w:pStyle w:val="GvdeMetni"/>
         <w:spacing w:before="77" w:line="309" w:lineRule="auto"/>
-        <w:ind w:right="142"/>
+        <w:ind w:right="142" w:firstLine="0"/>
         <w:jc w:val="both"/>
       </w:pPr>
       <w:r>
@@ -2714,7 +2158,7 @@
           </mc:Choice>
           <mc:Fallback>
             <w:pict>
-              <v:shape w14:anchorId="63F560ED" id="Graphic 2" o:spid="_x0000_s1026" style="position:absolute;margin-left:70.95pt;margin-top:7.95pt;width:144.05pt;height:.5pt;z-index:-15728128;visibility:visible;mso-wrap-style:square;mso-wrap-distance-left:0;mso-wrap-distance-top:0;mso-wrap-distance-right:0;mso-wrap-distance-bottom:0;mso-position-horizontal:absolute;mso-position-horizontal-relative:page;mso-position-vertical:absolute;mso-position-vertical-relative:text;v-text-anchor:top" coordsize="1829435,6350" o:gfxdata="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" path="m1829053,l,,,6095r1829053,l1829053,xe" fillcolor="black" stroked="f">
+              <v:shape w14:anchorId="1A4C433E" id="Graphic 2" o:spid="_x0000_s1026" style="position:absolute;margin-left:70.95pt;margin-top:7.95pt;width:144.05pt;height:.5pt;z-index:-15728128;visibility:visible;mso-wrap-style:square;mso-wrap-distance-left:0;mso-wrap-distance-top:0;mso-wrap-distance-right:0;mso-wrap-distance-bottom:0;mso-position-horizontal:absolute;mso-position-horizontal-relative:page;mso-position-vertical:absolute;mso-position-vertical-relative:text;v-text-anchor:top" coordsize="1829435,6350" o:gfxdata="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" path="m1829053,l,,,6095r1829053,l1829053,xe" fillcolor="black" stroked="f">
                 <v:path arrowok="t"/>
                 <w10:wrap type="topAndBottom" anchorx="page"/>
               </v:shape>
@@ -2739,67 +2183,16 @@
     </w:p>
     <w:p>
       <w:pPr>
-        <w:pStyle w:val="Balk1"/>
-        <w:spacing w:before="72"/>
-      </w:pPr>
-      <w:r>
+        <w:pStyle w:val="GvdeMetni"/>
+        <w:spacing w:before="77"/>
+        <w:ind w:left="0" w:firstLine="0"/>
+        <w:jc w:val="both"/>
+      </w:pPr>
+      <w:r>
+        <w:rPr>
+          <w:b/>
+        </w:rPr>
         <w:lastRenderedPageBreak/>
-        <w:t>Belirli</w:t>
-      </w:r>
-      <w:r>
-        <w:rPr>
-          <w:spacing w:val="-2"/>
-        </w:rPr>
-        <w:t xml:space="preserve"> </w:t>
-      </w:r>
-      <w:r>
-        <w:t>süre</w:t>
-      </w:r>
-      <w:r>
-        <w:rPr>
-          <w:spacing w:val="-2"/>
-        </w:rPr>
-        <w:t xml:space="preserve"> </w:t>
-      </w:r>
-      <w:r>
-        <w:t>veya</w:t>
-      </w:r>
-      <w:r>
-        <w:rPr>
-          <w:spacing w:val="-1"/>
-        </w:rPr>
-        <w:t xml:space="preserve"> </w:t>
-      </w:r>
-      <w:r>
-        <w:t>sefer</w:t>
-      </w:r>
-      <w:r>
-        <w:rPr>
-          <w:spacing w:val="-2"/>
-        </w:rPr>
-        <w:t xml:space="preserve"> </w:t>
-      </w:r>
-      <w:r>
-        <w:t xml:space="preserve">için </w:t>
-      </w:r>
-      <w:r>
-        <w:rPr>
-          <w:spacing w:val="-2"/>
-        </w:rPr>
-        <w:t>akit:</w:t>
-      </w:r>
-    </w:p>
-    <w:p>
-      <w:pPr>
-        <w:pStyle w:val="GvdeMetni"/>
-        <w:spacing w:before="77"/>
-        <w:ind w:left="709" w:firstLine="0"/>
-        <w:jc w:val="both"/>
-      </w:pPr>
-      <w:r>
-        <w:rPr>
-          <w:b/>
-        </w:rPr>
         <w:t>Madde</w:t>
       </w:r>
       <w:r>
@@ -3322,39 +2715,9 @@
     </w:p>
     <w:p>
       <w:pPr>
-        <w:pStyle w:val="Balk1"/>
-        <w:spacing w:before="1"/>
-      </w:pPr>
-      <w:r>
-        <w:t>Akit</w:t>
-      </w:r>
-      <w:r>
-        <w:rPr>
-          <w:spacing w:val="-2"/>
-        </w:rPr>
-        <w:t xml:space="preserve"> </w:t>
-      </w:r>
-      <w:r>
-        <w:t>süresinin</w:t>
-      </w:r>
-      <w:r>
-        <w:rPr>
-          <w:spacing w:val="-1"/>
-        </w:rPr>
-        <w:t xml:space="preserve"> </w:t>
-      </w:r>
-      <w:r>
-        <w:rPr>
-          <w:spacing w:val="-2"/>
-        </w:rPr>
-        <w:t>uzaması:</w:t>
-      </w:r>
-    </w:p>
-    <w:p>
-      <w:pPr>
         <w:pStyle w:val="GvdeMetni"/>
         <w:spacing w:before="76" w:line="307" w:lineRule="auto"/>
-        <w:ind w:right="142"/>
+        <w:ind w:right="142" w:firstLine="0"/>
         <w:jc w:val="both"/>
       </w:pPr>
       <w:r>
@@ -3552,30 +2915,9 @@
     </w:p>
     <w:p>
       <w:pPr>
-        <w:pStyle w:val="Balk1"/>
-        <w:jc w:val="left"/>
-      </w:pPr>
-      <w:r>
-        <w:t>Deneme</w:t>
-      </w:r>
-      <w:r>
-        <w:rPr>
-          <w:spacing w:val="-3"/>
-        </w:rPr>
-        <w:t xml:space="preserve"> </w:t>
-      </w:r>
-      <w:r>
-        <w:rPr>
-          <w:spacing w:val="-2"/>
-        </w:rPr>
-        <w:t>süresi:</w:t>
-      </w:r>
-    </w:p>
-    <w:p>
-      <w:pPr>
         <w:pStyle w:val="GvdeMetni"/>
         <w:spacing w:before="77"/>
-        <w:ind w:left="709" w:firstLine="0"/>
+        <w:ind w:left="0" w:firstLine="0"/>
       </w:pPr>
       <w:r>
         <w:rPr>
@@ -3809,42 +3151,9 @@
     </w:p>
     <w:p>
       <w:pPr>
-        <w:ind w:left="709"/>
-        <w:jc w:val="both"/>
-        <w:rPr>
-          <w:b/>
-          <w:sz w:val="24"/>
-        </w:rPr>
-      </w:pPr>
-      <w:r>
-        <w:rPr>
-          <w:b/>
-          <w:sz w:val="24"/>
-        </w:rPr>
-        <w:t>Çalışma</w:t>
-      </w:r>
-      <w:r>
-        <w:rPr>
-          <w:b/>
-          <w:spacing w:val="-5"/>
-          <w:sz w:val="24"/>
-        </w:rPr>
-        <w:t xml:space="preserve"> </w:t>
-      </w:r>
-      <w:r>
-        <w:rPr>
-          <w:b/>
-          <w:spacing w:val="-2"/>
-          <w:sz w:val="24"/>
-        </w:rPr>
-        <w:t>belgesi:</w:t>
-      </w:r>
-    </w:p>
-    <w:p>
-      <w:pPr>
         <w:pStyle w:val="GvdeMetni"/>
         <w:spacing w:before="79" w:line="307" w:lineRule="auto"/>
-        <w:ind w:right="136"/>
+        <w:ind w:right="136" w:firstLine="0"/>
         <w:jc w:val="both"/>
       </w:pPr>
       <w:r>
@@ -4269,61 +3578,19 @@
     </w:p>
     <w:p>
       <w:pPr>
-        <w:pStyle w:val="GvdeMetni"/>
-        <w:spacing w:before="152"/>
-        <w:ind w:left="0" w:firstLine="0"/>
-      </w:pPr>
-    </w:p>
-    <w:p>
-      <w:pPr>
         <w:pStyle w:val="Balk1"/>
         <w:spacing w:before="1"/>
+        <w:ind w:left="0"/>
         <w:rPr>
           <w:b w:val="0"/>
         </w:rPr>
       </w:pPr>
-      <w:r>
-        <w:t>Engelli</w:t>
-      </w:r>
-      <w:r>
-        <w:rPr>
-          <w:spacing w:val="-2"/>
-        </w:rPr>
-        <w:t xml:space="preserve"> </w:t>
-      </w:r>
-      <w:r>
-        <w:t>ve</w:t>
-      </w:r>
-      <w:r>
-        <w:rPr>
-          <w:spacing w:val="-2"/>
-        </w:rPr>
-        <w:t xml:space="preserve"> </w:t>
-      </w:r>
-      <w:r>
-        <w:t>eski</w:t>
-      </w:r>
-      <w:r>
-        <w:rPr>
-          <w:spacing w:val="-2"/>
-        </w:rPr>
-        <w:t xml:space="preserve"> </w:t>
-      </w:r>
-      <w:r>
-        <w:t>hükümlü</w:t>
-      </w:r>
-      <w:r>
-        <w:rPr>
-          <w:spacing w:val="-2"/>
-        </w:rPr>
-        <w:t xml:space="preserve"> çalıştırma:</w:t>
-      </w:r>
     </w:p>
     <w:p>
       <w:pPr>
         <w:pStyle w:val="GvdeMetni"/>
         <w:spacing w:before="77" w:line="307" w:lineRule="auto"/>
-        <w:ind w:right="138"/>
+        <w:ind w:right="138" w:firstLine="0"/>
         <w:jc w:val="both"/>
       </w:pPr>
       <w:r>
@@ -4421,43 +3688,19 @@
     </w:p>
     <w:p>
       <w:pPr>
-        <w:pStyle w:val="Balk1"/>
-        <w:spacing w:before="90"/>
-        <w:ind w:left="1"/>
-        <w:jc w:val="left"/>
-      </w:pPr>
-      <w:r>
-        <w:rPr>
-          <w:b w:val="0"/>
-        </w:rPr>
-        <w:br w:type="column"/>
-      </w:r>
-      <w:proofErr w:type="spellStart"/>
-      <w:r>
-        <w:t>Önelsiz</w:t>
-      </w:r>
-      <w:proofErr w:type="spellEnd"/>
-      <w:r>
-        <w:rPr>
-          <w:spacing w:val="-3"/>
-        </w:rPr>
-        <w:t xml:space="preserve"> </w:t>
-      </w:r>
-      <w:r>
-        <w:t>fesih ve</w:t>
-      </w:r>
-      <w:r>
-        <w:rPr>
-          <w:spacing w:val="-2"/>
-        </w:rPr>
-        <w:t xml:space="preserve"> infisah:</w:t>
-      </w:r>
-    </w:p>
-    <w:p>
-      <w:pPr>
         <w:pStyle w:val="GvdeMetni"/>
         <w:spacing w:before="76"/>
-        <w:ind w:firstLine="0"/>
+        <w:ind w:left="0" w:firstLine="0"/>
+        <w:rPr>
+          <w:b/>
+        </w:rPr>
+      </w:pPr>
+    </w:p>
+    <w:p>
+      <w:pPr>
+        <w:pStyle w:val="GvdeMetni"/>
+        <w:spacing w:before="76"/>
+        <w:ind w:left="0" w:firstLine="0"/>
       </w:pPr>
       <w:r>
         <w:rPr>
@@ -5056,7 +4299,6 @@
         </w:rPr>
         <w:t xml:space="preserve">  </w:t>
       </w:r>
-      <w:proofErr w:type="gramStart"/>
       <w:r>
         <w:t>işveren</w:t>
       </w:r>
@@ -5069,14 +4311,12 @@
       <w:r>
         <w:t>veya</w:t>
       </w:r>
-      <w:proofErr w:type="gramEnd"/>
       <w:r>
         <w:rPr>
           <w:spacing w:val="40"/>
         </w:rPr>
         <w:t xml:space="preserve">  </w:t>
       </w:r>
-      <w:proofErr w:type="gramStart"/>
       <w:r>
         <w:t>işveren</w:t>
       </w:r>
@@ -5089,14 +4329,12 @@
       <w:r>
         <w:t>vekiline</w:t>
       </w:r>
-      <w:proofErr w:type="gramEnd"/>
       <w:r>
         <w:rPr>
           <w:spacing w:val="40"/>
         </w:rPr>
         <w:t xml:space="preserve">  </w:t>
       </w:r>
-      <w:proofErr w:type="gramStart"/>
       <w:r>
         <w:t>karşı</w:t>
       </w:r>
@@ -5109,14 +4347,12 @@
       <w:r>
         <w:t>denizcilik</w:t>
       </w:r>
-      <w:proofErr w:type="gramEnd"/>
       <w:r>
         <w:rPr>
           <w:spacing w:val="40"/>
         </w:rPr>
         <w:t xml:space="preserve">  </w:t>
       </w:r>
-      <w:proofErr w:type="gramStart"/>
       <w:r>
         <w:t>kural</w:t>
       </w:r>
@@ -5127,11 +4363,7 @@
         <w:t xml:space="preserve">  </w:t>
       </w:r>
       <w:r>
-        <w:t>ve</w:t>
-      </w:r>
-      <w:proofErr w:type="gramEnd"/>
-      <w:r>
-        <w:t xml:space="preserve"> teamüllerine veya ahlak ve adaba aykırı hareket etmesi,</w:t>
+        <w:t>ve teamüllerine veya ahlak ve adaba aykırı hareket etmesi,</w:t>
       </w:r>
     </w:p>
     <w:p>
@@ -5705,7 +4937,7 @@
           </mc:Choice>
           <mc:Fallback>
             <w:pict>
-              <v:shape w14:anchorId="07701762" id="Graphic 3" o:spid="_x0000_s1026" style="position:absolute;margin-left:70.95pt;margin-top:24.1pt;width:144.05pt;height:.5pt;z-index:-15727616;visibility:visible;mso-wrap-style:square;mso-wrap-distance-left:0;mso-wrap-distance-top:0;mso-wrap-distance-right:0;mso-wrap-distance-bottom:0;mso-position-horizontal:absolute;mso-position-horizontal-relative:page;mso-position-vertical:absolute;mso-position-vertical-relative:text;v-text-anchor:top" coordsize="1829435,6350" o:gfxdata="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" path="m1829053,l,,,6096r1829053,l1829053,xe" fillcolor="black" stroked="f">
+              <v:shape w14:anchorId="706F937A" id="Graphic 3" o:spid="_x0000_s1026" style="position:absolute;margin-left:70.95pt;margin-top:24.1pt;width:144.05pt;height:.5pt;z-index:-15727616;visibility:visible;mso-wrap-style:square;mso-wrap-distance-left:0;mso-wrap-distance-top:0;mso-wrap-distance-right:0;mso-wrap-distance-bottom:0;mso-position-horizontal:absolute;mso-position-horizontal-relative:page;mso-position-vertical:absolute;mso-position-vertical-relative:text;v-text-anchor:top" coordsize="1829435,6350" o:gfxdata="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" path="m1829053,l,,,6096r1829053,l1829053,xe" fillcolor="black" stroked="f">
                 <v:path arrowok="t"/>
                 <w10:wrap type="topAndBottom" anchorx="page"/>
               </v:shape>
@@ -5939,48 +5171,9 @@
     </w:p>
     <w:p>
       <w:pPr>
-        <w:pStyle w:val="Balk1"/>
-        <w:spacing w:before="1"/>
-      </w:pPr>
-      <w:r>
-        <w:t>Fesih</w:t>
-      </w:r>
-      <w:r>
-        <w:rPr>
-          <w:spacing w:val="-3"/>
-        </w:rPr>
-        <w:t xml:space="preserve"> </w:t>
-      </w:r>
-      <w:r>
-        <w:t>hakkını</w:t>
-      </w:r>
-      <w:r>
-        <w:rPr>
-          <w:spacing w:val="-5"/>
-        </w:rPr>
-        <w:t xml:space="preserve"> </w:t>
-      </w:r>
-      <w:r>
-        <w:t>kullanma</w:t>
-      </w:r>
-      <w:r>
-        <w:rPr>
-          <w:spacing w:val="-5"/>
-        </w:rPr>
-        <w:t xml:space="preserve"> </w:t>
-      </w:r>
-      <w:r>
-        <w:rPr>
-          <w:spacing w:val="-2"/>
-        </w:rPr>
-        <w:t>öneli:</w:t>
-      </w:r>
-    </w:p>
-    <w:p>
-      <w:pPr>
         <w:pStyle w:val="GvdeMetni"/>
         <w:spacing w:before="76" w:line="307" w:lineRule="auto"/>
-        <w:ind w:right="140"/>
+        <w:ind w:right="140" w:firstLine="0"/>
         <w:jc w:val="both"/>
       </w:pPr>
       <w:r>
@@ -6056,39 +5249,9 @@
     </w:p>
     <w:p>
       <w:pPr>
-        <w:pStyle w:val="Balk1"/>
-        <w:spacing w:before="1"/>
-        <w:jc w:val="left"/>
-      </w:pPr>
-      <w:r>
-        <w:t>Aktin</w:t>
-      </w:r>
-      <w:r>
-        <w:rPr>
-          <w:spacing w:val="-5"/>
-        </w:rPr>
-        <w:t xml:space="preserve"> </w:t>
-      </w:r>
-      <w:r>
-        <w:t>çözülmesinde</w:t>
-      </w:r>
-      <w:r>
-        <w:rPr>
-          <w:spacing w:val="-5"/>
-        </w:rPr>
-        <w:t xml:space="preserve"> </w:t>
-      </w:r>
-      <w:r>
-        <w:rPr>
-          <w:spacing w:val="-2"/>
-        </w:rPr>
-        <w:t>bildirim:</w:t>
-      </w:r>
-    </w:p>
-    <w:p>
-      <w:pPr>
         <w:pStyle w:val="GvdeMetni"/>
         <w:spacing w:before="76" w:line="307" w:lineRule="auto"/>
+        <w:ind w:firstLine="0"/>
       </w:pPr>
       <w:r>
         <w:rPr>
@@ -7310,7 +6473,7 @@
           </mc:Choice>
           <mc:Fallback>
             <w:pict>
-              <v:shape w14:anchorId="6C04B288" id="Graphic 4" o:spid="_x0000_s1026" style="position:absolute;margin-left:70.95pt;margin-top:11.8pt;width:144.05pt;height:.5pt;z-index:-15727104;visibility:visible;mso-wrap-style:square;mso-wrap-distance-left:0;mso-wrap-distance-top:0;mso-wrap-distance-right:0;mso-wrap-distance-bottom:0;mso-position-horizontal:absolute;mso-position-horizontal-relative:page;mso-position-vertical:absolute;mso-position-vertical-relative:text;v-text-anchor:top" coordsize="1829435,6350" o:gfxdata="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" path="m1829053,l,,,6095r1829053,l1829053,xe" fillcolor="black" stroked="f">
+              <v:shape w14:anchorId="73E49575" id="Graphic 4" o:spid="_x0000_s1026" style="position:absolute;margin-left:70.95pt;margin-top:11.8pt;width:144.05pt;height:.5pt;z-index:-15727104;visibility:visible;mso-wrap-style:square;mso-wrap-distance-left:0;mso-wrap-distance-top:0;mso-wrap-distance-right:0;mso-wrap-distance-bottom:0;mso-position-horizontal:absolute;mso-position-horizontal-relative:page;mso-position-vertical:absolute;mso-position-vertical-relative:text;v-text-anchor:top" coordsize="1829435,6350" o:gfxdata="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" path="m1829053,l,,,6095r1829053,l1829053,xe" fillcolor="black" stroked="f">
                 <v:path arrowok="t"/>
                 <w10:wrap type="topAndBottom" anchorx="page"/>
               </v:shape>
@@ -7335,40 +6498,16 @@
     </w:p>
     <w:p>
       <w:pPr>
-        <w:pStyle w:val="Balk1"/>
-        <w:spacing w:before="72"/>
-      </w:pPr>
-      <w:r>
+        <w:pStyle w:val="GvdeMetni"/>
+        <w:spacing w:before="77" w:line="307" w:lineRule="auto"/>
+        <w:ind w:right="142" w:firstLine="0"/>
+        <w:jc w:val="both"/>
+      </w:pPr>
+      <w:r>
+        <w:rPr>
+          <w:b/>
+        </w:rPr>
         <w:lastRenderedPageBreak/>
-        <w:t>Fesih</w:t>
-      </w:r>
-      <w:r>
-        <w:rPr>
-          <w:spacing w:val="-4"/>
-        </w:rPr>
-        <w:t xml:space="preserve"> </w:t>
-      </w:r>
-      <w:r>
-        <w:t>hükmünün</w:t>
-      </w:r>
-      <w:r>
-        <w:rPr>
-          <w:spacing w:val="-2"/>
-        </w:rPr>
-        <w:t xml:space="preserve"> başlangıcı:</w:t>
-      </w:r>
-    </w:p>
-    <w:p>
-      <w:pPr>
-        <w:pStyle w:val="GvdeMetni"/>
-        <w:spacing w:before="77" w:line="307" w:lineRule="auto"/>
-        <w:ind w:right="142"/>
-        <w:jc w:val="both"/>
-      </w:pPr>
-      <w:r>
-        <w:rPr>
-          <w:b/>
-        </w:rPr>
         <w:t>Madde</w:t>
       </w:r>
       <w:r>
@@ -7517,29 +6656,9 @@
     </w:p>
     <w:p>
       <w:pPr>
-        <w:pStyle w:val="Balk1"/>
-      </w:pPr>
-      <w:r>
-        <w:t>Feshin</w:t>
-      </w:r>
-      <w:r>
-        <w:rPr>
-          <w:spacing w:val="-1"/>
-        </w:rPr>
-        <w:t xml:space="preserve"> </w:t>
-      </w:r>
-      <w:r>
-        <w:rPr>
-          <w:spacing w:val="-2"/>
-        </w:rPr>
-        <w:t>bildirilmesi:</w:t>
-      </w:r>
-    </w:p>
-    <w:p>
-      <w:pPr>
         <w:pStyle w:val="GvdeMetni"/>
         <w:spacing w:before="77" w:line="307" w:lineRule="auto"/>
-        <w:ind w:right="141"/>
+        <w:ind w:right="141" w:firstLine="0"/>
         <w:jc w:val="both"/>
       </w:pPr>
       <w:r>
@@ -7566,15 +6685,7 @@
         <w:t xml:space="preserve"> </w:t>
       </w:r>
       <w:r>
-        <w:t xml:space="preserve">halinde sebepleri </w:t>
-      </w:r>
-      <w:proofErr w:type="gramStart"/>
-      <w:r>
-        <w:t>ile birlikte</w:t>
-      </w:r>
-      <w:proofErr w:type="gramEnd"/>
-      <w:r>
-        <w:t xml:space="preserve"> </w:t>
+        <w:t xml:space="preserve">halinde sebepleri ile birlikte </w:t>
       </w:r>
       <w:proofErr w:type="spellStart"/>
       <w:r>
@@ -7610,38 +6721,9 @@
     </w:p>
     <w:p>
       <w:pPr>
-        <w:pStyle w:val="Balk1"/>
-      </w:pPr>
-      <w:r>
-        <w:t>Feshi</w:t>
-      </w:r>
-      <w:r>
-        <w:rPr>
-          <w:spacing w:val="-4"/>
-        </w:rPr>
-        <w:t xml:space="preserve"> </w:t>
-      </w:r>
-      <w:r>
-        <w:t>kapsamayan</w:t>
-      </w:r>
-      <w:r>
-        <w:rPr>
-          <w:spacing w:val="-1"/>
-        </w:rPr>
-        <w:t xml:space="preserve"> </w:t>
-      </w:r>
-      <w:r>
-        <w:rPr>
-          <w:spacing w:val="-4"/>
-        </w:rPr>
-        <w:t>hal:</w:t>
-      </w:r>
-    </w:p>
-    <w:p>
-      <w:pPr>
         <w:pStyle w:val="GvdeMetni"/>
         <w:spacing w:before="77" w:line="307" w:lineRule="auto"/>
-        <w:ind w:right="143"/>
+        <w:ind w:right="143" w:firstLine="0"/>
         <w:jc w:val="both"/>
       </w:pPr>
       <w:r>
@@ -7671,23 +6753,7 @@
     </w:p>
     <w:p>
       <w:pPr>
-        <w:pStyle w:val="Balk1"/>
-        <w:jc w:val="left"/>
-      </w:pPr>
-      <w:r>
-        <w:t xml:space="preserve">Kıdem </w:t>
-      </w:r>
-      <w:r>
-        <w:rPr>
-          <w:spacing w:val="-2"/>
-        </w:rPr>
-        <w:t>tazminatı:</w:t>
-      </w:r>
-    </w:p>
-    <w:p>
-      <w:pPr>
         <w:spacing w:before="77"/>
-        <w:ind w:left="709"/>
         <w:rPr>
           <w:b/>
           <w:sz w:val="24"/>
@@ -7723,13 +6789,6 @@
         </w:rPr>
         <w:t xml:space="preserve"> </w:t>
       </w:r>
-    </w:p>
-    <w:p>
-      <w:pPr>
-        <w:pStyle w:val="GvdeMetni"/>
-        <w:spacing w:before="77"/>
-        <w:ind w:left="709" w:firstLine="0"/>
-      </w:pPr>
       <w:r>
         <w:t>Bu</w:t>
       </w:r>
@@ -8224,15 +7283,7 @@
       </w:r>
       <w:proofErr w:type="gramEnd"/>
       <w:r>
-        <w:t xml:space="preserve"> maddenin </w:t>
-      </w:r>
-      <w:proofErr w:type="gramStart"/>
-      <w:r>
-        <w:t>4 üncü</w:t>
-      </w:r>
-      <w:proofErr w:type="gramEnd"/>
-      <w:r>
-        <w:t xml:space="preserve"> bendi sebebiyle son bulması hallerinde gemi adamının işe başladığı tarihten itibaren hizmet akdinin devamı süresince her geçen tam yıl için işverence gemi adamına 30 günlük ücreti tutarında kıdem tazminatı ödenir. Bir yıldan artan süreler için de aynı oran üzerinden ödeme yapılır.</w:t>
+        <w:t xml:space="preserve"> maddenin 4 üncü bendi sebebiyle son bulması hallerinde gemi adamının işe başladığı tarihten itibaren hizmet akdinin devamı süresince her geçen tam yıl için işverence gemi adamına 30 günlük ücreti tutarında kıdem tazminatı ödenir. Bir yıldan artan süreler için de aynı oran üzerinden ödeme yapılır.</w:t>
       </w:r>
     </w:p>
     <w:p>
@@ -8846,7 +7897,7 @@
           </mc:Choice>
           <mc:Fallback>
             <w:pict>
-              <v:shape w14:anchorId="3F0FCE34" id="Graphic 5" o:spid="_x0000_s1026" style="position:absolute;margin-left:70.95pt;margin-top:19.25pt;width:144.05pt;height:.5pt;z-index:-15726592;visibility:visible;mso-wrap-style:square;mso-wrap-distance-left:0;mso-wrap-distance-top:0;mso-wrap-distance-right:0;mso-wrap-distance-bottom:0;mso-position-horizontal:absolute;mso-position-horizontal-relative:page;mso-position-vertical:absolute;mso-position-vertical-relative:text;v-text-anchor:top" coordsize="1829435,6350" o:gfxdata="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" path="m1829053,l,,,6096r1829053,l1829053,xe" fillcolor="black" stroked="f">
+              <v:shape w14:anchorId="15576B91" id="Graphic 5" o:spid="_x0000_s1026" style="position:absolute;margin-left:70.95pt;margin-top:19.25pt;width:144.05pt;height:.5pt;z-index:-15726592;visibility:visible;mso-wrap-style:square;mso-wrap-distance-left:0;mso-wrap-distance-top:0;mso-wrap-distance-right:0;mso-wrap-distance-bottom:0;mso-position-horizontal:absolute;mso-position-horizontal-relative:page;mso-position-vertical:absolute;mso-position-vertical-relative:text;v-text-anchor:top" coordsize="1829435,6350" o:gfxdata="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" path="m1829053,l,,,6096r1829053,l1829053,xe" fillcolor="black" stroked="f">
                 <v:path arrowok="t"/>
                 <w10:wrap type="topAndBottom" anchorx="page"/>
               </v:shape>
@@ -9028,24 +8079,9 @@
     </w:p>
     <w:p>
       <w:pPr>
-        <w:pStyle w:val="Balk1"/>
-        <w:spacing w:before="1"/>
-      </w:pPr>
-      <w:r>
-        <w:t xml:space="preserve">Yurda </w:t>
-      </w:r>
-      <w:r>
-        <w:rPr>
-          <w:spacing w:val="-2"/>
-        </w:rPr>
-        <w:t>iade:</w:t>
-      </w:r>
-    </w:p>
-    <w:p>
-      <w:pPr>
         <w:pStyle w:val="GvdeMetni"/>
         <w:spacing w:before="77" w:line="307" w:lineRule="auto"/>
-        <w:ind w:right="143"/>
+        <w:ind w:right="143" w:firstLine="0"/>
         <w:jc w:val="both"/>
       </w:pPr>
       <w:r>
@@ -9276,41 +8312,9 @@
     </w:p>
     <w:p>
       <w:pPr>
-        <w:pStyle w:val="Balk1"/>
-        <w:spacing w:before="1"/>
-      </w:pPr>
-      <w:r>
-        <w:t>Yabancı</w:t>
-      </w:r>
-      <w:r>
-        <w:rPr>
-          <w:spacing w:val="-6"/>
-        </w:rPr>
-        <w:t xml:space="preserve"> </w:t>
-      </w:r>
-      <w:proofErr w:type="spellStart"/>
-      <w:r>
-        <w:t>gemiadamının</w:t>
-      </w:r>
-      <w:proofErr w:type="spellEnd"/>
-      <w:r>
-        <w:rPr>
-          <w:spacing w:val="-6"/>
-        </w:rPr>
-        <w:t xml:space="preserve"> </w:t>
-      </w:r>
-      <w:r>
-        <w:rPr>
-          <w:spacing w:val="-2"/>
-        </w:rPr>
-        <w:t>iadesi:</w:t>
-      </w:r>
-    </w:p>
-    <w:p>
-      <w:pPr>
         <w:pStyle w:val="GvdeMetni"/>
         <w:spacing w:before="76" w:line="307" w:lineRule="auto"/>
-        <w:ind w:right="140"/>
+        <w:ind w:right="140" w:firstLine="0"/>
         <w:jc w:val="both"/>
       </w:pPr>
       <w:r>
@@ -9356,41 +8360,9 @@
     </w:p>
     <w:p>
       <w:pPr>
-        <w:pStyle w:val="Balk1"/>
-      </w:pPr>
-      <w:r>
-        <w:t>Yurt</w:t>
-      </w:r>
-      <w:r>
-        <w:rPr>
-          <w:spacing w:val="-4"/>
-        </w:rPr>
-        <w:t xml:space="preserve"> </w:t>
-      </w:r>
-      <w:r>
-        <w:t>içinde</w:t>
-      </w:r>
-      <w:r>
-        <w:rPr>
-          <w:spacing w:val="-2"/>
-        </w:rPr>
-        <w:t xml:space="preserve"> </w:t>
-      </w:r>
-      <w:r>
-        <w:t>iade</w:t>
-      </w:r>
-      <w:r>
-        <w:rPr>
-          <w:spacing w:val="-2"/>
-        </w:rPr>
-        <w:t xml:space="preserve"> zorunluğu:</w:t>
-      </w:r>
-    </w:p>
-    <w:p>
-      <w:pPr>
         <w:pStyle w:val="GvdeMetni"/>
         <w:spacing w:before="77" w:line="307" w:lineRule="auto"/>
-        <w:ind w:right="143"/>
+        <w:ind w:right="143" w:firstLine="0"/>
         <w:jc w:val="both"/>
       </w:pPr>
       <w:r>
@@ -9449,44 +8421,20 @@
     <w:p>
       <w:pPr>
         <w:pStyle w:val="GvdeMetni"/>
-        <w:spacing w:before="75"/>
-        <w:ind w:left="0" w:firstLine="0"/>
-      </w:pPr>
-    </w:p>
-    <w:p>
-      <w:pPr>
-        <w:pStyle w:val="Balk1"/>
-      </w:pPr>
-      <w:r>
-        <w:t>İade</w:t>
-      </w:r>
-      <w:r>
-        <w:rPr>
-          <w:spacing w:val="-5"/>
-        </w:rPr>
-        <w:t xml:space="preserve"> </w:t>
-      </w:r>
-      <w:r>
-        <w:t>zorunluluğuna</w:t>
-      </w:r>
-      <w:r>
-        <w:rPr>
-          <w:spacing w:val="-3"/>
-        </w:rPr>
-        <w:t xml:space="preserve"> </w:t>
-      </w:r>
-      <w:r>
-        <w:rPr>
-          <w:spacing w:val="-2"/>
-        </w:rPr>
-        <w:t>uymamak:</w:t>
-      </w:r>
-    </w:p>
-    <w:p>
-      <w:pPr>
-        <w:pStyle w:val="GvdeMetni"/>
         <w:spacing w:before="77" w:line="307" w:lineRule="auto"/>
-        <w:ind w:right="141"/>
+        <w:ind w:right="141" w:firstLine="0"/>
+        <w:jc w:val="both"/>
+        <w:rPr>
+          <w:b/>
+          <w:bCs/>
+        </w:rPr>
+      </w:pPr>
+    </w:p>
+    <w:p>
+      <w:pPr>
+        <w:pStyle w:val="GvdeMetni"/>
+        <w:spacing w:before="77" w:line="307" w:lineRule="auto"/>
+        <w:ind w:right="141" w:firstLine="0"/>
         <w:jc w:val="both"/>
       </w:pPr>
       <w:r>
@@ -9664,32 +8612,9 @@
     </w:p>
     <w:p>
       <w:pPr>
-        <w:pStyle w:val="Balk1"/>
-      </w:pPr>
-      <w:r>
-        <w:t>İade</w:t>
-      </w:r>
-      <w:r>
-        <w:rPr>
-          <w:spacing w:val="-3"/>
-        </w:rPr>
-        <w:t xml:space="preserve"> </w:t>
-      </w:r>
-      <w:r>
-        <w:t>hakkında</w:t>
-      </w:r>
-      <w:r>
-        <w:rPr>
-          <w:spacing w:val="-2"/>
-        </w:rPr>
-        <w:t xml:space="preserve"> yoksunluk:</w:t>
-      </w:r>
-    </w:p>
-    <w:p>
-      <w:pPr>
         <w:pStyle w:val="GvdeMetni"/>
         <w:spacing w:before="77" w:line="307" w:lineRule="auto"/>
-        <w:ind w:right="139"/>
+        <w:ind w:right="139" w:firstLine="0"/>
         <w:jc w:val="both"/>
       </w:pPr>
       <w:r>
@@ -9845,29 +8770,9 @@
     </w:p>
     <w:p>
       <w:pPr>
-        <w:pStyle w:val="Balk1"/>
-      </w:pPr>
-      <w:r>
-        <w:t>İş</w:t>
-      </w:r>
-      <w:r>
-        <w:rPr>
-          <w:spacing w:val="-4"/>
-        </w:rPr>
-        <w:t xml:space="preserve"> </w:t>
-      </w:r>
-      <w:r>
-        <w:rPr>
-          <w:spacing w:val="-2"/>
-        </w:rPr>
-        <w:t>süresi:</w:t>
-      </w:r>
-    </w:p>
-    <w:p>
-      <w:pPr>
         <w:pStyle w:val="GvdeMetni"/>
         <w:spacing w:before="77" w:line="309" w:lineRule="auto"/>
-        <w:ind w:right="147"/>
+        <w:ind w:right="147" w:firstLine="0"/>
         <w:jc w:val="both"/>
       </w:pPr>
       <w:r>
@@ -10012,20 +8917,9 @@
     </w:p>
     <w:p>
       <w:pPr>
-        <w:pStyle w:val="Balk1"/>
-        <w:jc w:val="left"/>
-      </w:pPr>
-      <w:r>
-        <w:rPr>
-          <w:spacing w:val="-2"/>
-        </w:rPr>
-        <w:t>İstisnalar:</w:t>
-      </w:r>
-    </w:p>
-    <w:p>
-      <w:pPr>
         <w:pStyle w:val="GvdeMetni"/>
         <w:spacing w:before="77" w:line="307" w:lineRule="auto"/>
+        <w:ind w:firstLine="0"/>
       </w:pPr>
       <w:r>
         <w:rPr>
@@ -10660,36 +9554,7 @@
     <w:p>
       <w:pPr>
         <w:pStyle w:val="Balk1"/>
-        <w:jc w:val="left"/>
-      </w:pPr>
-      <w:r>
-        <w:t>Fazla</w:t>
-      </w:r>
-      <w:r>
-        <w:rPr>
-          <w:spacing w:val="-3"/>
-        </w:rPr>
-        <w:t xml:space="preserve"> </w:t>
-      </w:r>
-      <w:r>
-        <w:t>saatlerle</w:t>
-      </w:r>
-      <w:r>
-        <w:rPr>
-          <w:spacing w:val="-1"/>
-        </w:rPr>
-        <w:t xml:space="preserve"> </w:t>
-      </w:r>
-      <w:r>
-        <w:rPr>
-          <w:spacing w:val="-2"/>
-        </w:rPr>
-        <w:t>çalışma:</w:t>
-      </w:r>
-    </w:p>
-    <w:p>
-      <w:pPr>
-        <w:pStyle w:val="Balk1"/>
+        <w:ind w:left="0"/>
         <w:jc w:val="left"/>
         <w:sectPr>
           <w:pgSz w:w="11910" w:h="16840"/>
@@ -10702,6 +9567,7 @@
       <w:pPr>
         <w:pStyle w:val="GvdeMetni"/>
         <w:spacing w:before="79" w:line="307" w:lineRule="auto"/>
+        <w:ind w:firstLine="0"/>
       </w:pPr>
       <w:r>
         <w:rPr>
@@ -11111,22 +9977,8 @@
     <w:p>
       <w:pPr>
         <w:pStyle w:val="Balk1"/>
+        <w:ind w:left="0"/>
         <w:jc w:val="left"/>
-        <w:rPr>
-          <w:spacing w:val="-2"/>
-        </w:rPr>
-      </w:pPr>
-      <w:r>
-        <w:rPr>
-          <w:spacing w:val="-2"/>
-        </w:rPr>
-        <w:t>Ücret:</w:t>
-      </w:r>
-    </w:p>
-    <w:p>
-      <w:pPr>
-        <w:pStyle w:val="Balk1"/>
-        <w:jc w:val="left"/>
       </w:pPr>
       <w:r>
         <w:t>Madde</w:t>
@@ -11139,10 +9991,10 @@
       </w:r>
       <w:proofErr w:type="gramStart"/>
       <w:r>
-        <w:t>2</w:t>
-      </w:r>
-      <w:r>
-        <w:t>9 -</w:t>
+        <w:t xml:space="preserve">29 </w:t>
+      </w:r>
+      <w:r>
+        <w:t>-</w:t>
       </w:r>
       <w:proofErr w:type="gramEnd"/>
       <w:r>
@@ -11153,7 +10005,7 @@
       <w:pPr>
         <w:pStyle w:val="GvdeMetni"/>
         <w:spacing w:before="77" w:line="307" w:lineRule="auto"/>
-        <w:ind w:right="138"/>
+        <w:ind w:left="0" w:right="138" w:firstLine="0"/>
         <w:jc w:val="both"/>
       </w:pPr>
       <w:r>
@@ -11444,12 +10296,14 @@
         </w:rPr>
         <w:t xml:space="preserve"> </w:t>
       </w:r>
+      <w:proofErr w:type="gramStart"/>
       <w:r>
         <w:rPr>
           <w:sz w:val="24"/>
         </w:rPr>
         <w:t>akdinde</w:t>
       </w:r>
+      <w:proofErr w:type="gramEnd"/>
       <w:r>
         <w:rPr>
           <w:spacing w:val="34"/>
@@ -11707,20 +10561,9 @@
     </w:p>
     <w:p>
       <w:pPr>
-        <w:pStyle w:val="Balk1"/>
-        <w:jc w:val="left"/>
-      </w:pPr>
-      <w:r>
-        <w:rPr>
-          <w:spacing w:val="-2"/>
-        </w:rPr>
-        <w:t>Avans:</w:t>
-      </w:r>
-    </w:p>
-    <w:p>
-      <w:pPr>
         <w:pStyle w:val="GvdeMetni"/>
         <w:spacing w:before="77" w:line="307" w:lineRule="auto"/>
+        <w:ind w:firstLine="0"/>
       </w:pPr>
       <w:r>
         <w:rPr>
@@ -11775,25 +10618,9 @@
     </w:p>
     <w:p>
       <w:pPr>
-        <w:pStyle w:val="Balk1"/>
-        <w:spacing w:before="1"/>
-        <w:jc w:val="left"/>
-      </w:pPr>
-      <w:r>
-        <w:t>Ücret</w:t>
-      </w:r>
-      <w:r>
-        <w:rPr>
-          <w:spacing w:val="-2"/>
-        </w:rPr>
-        <w:t xml:space="preserve"> defteri:</w:t>
-      </w:r>
-    </w:p>
-    <w:p>
-      <w:pPr>
         <w:pStyle w:val="GvdeMetni"/>
         <w:spacing w:before="76" w:line="307" w:lineRule="auto"/>
-        <w:ind w:right="132"/>
+        <w:ind w:right="132" w:firstLine="0"/>
       </w:pPr>
       <w:r>
         <w:rPr>
@@ -11960,38 +10787,9 @@
     </w:p>
     <w:p>
       <w:pPr>
-        <w:pStyle w:val="Balk1"/>
-      </w:pPr>
-      <w:r>
-        <w:t>Ücretin</w:t>
-      </w:r>
-      <w:r>
-        <w:rPr>
-          <w:spacing w:val="-3"/>
-        </w:rPr>
-        <w:t xml:space="preserve"> </w:t>
-      </w:r>
-      <w:r>
-        <w:t>saklı</w:t>
-      </w:r>
-      <w:r>
-        <w:rPr>
-          <w:spacing w:val="-3"/>
-        </w:rPr>
-        <w:t xml:space="preserve"> </w:t>
-      </w:r>
-      <w:r>
-        <w:rPr>
-          <w:spacing w:val="-2"/>
-        </w:rPr>
-        <w:t>kısmı:</w:t>
-      </w:r>
-    </w:p>
-    <w:p>
-      <w:pPr>
         <w:pStyle w:val="GvdeMetni"/>
         <w:spacing w:before="77" w:line="307" w:lineRule="auto"/>
-        <w:ind w:right="143"/>
+        <w:ind w:right="143" w:firstLine="0"/>
         <w:jc w:val="both"/>
       </w:pPr>
       <w:r>
@@ -12034,32 +10832,9 @@
     </w:p>
     <w:p>
       <w:pPr>
-        <w:pStyle w:val="Balk1"/>
-      </w:pPr>
-      <w:r>
-        <w:t>İşveren</w:t>
-      </w:r>
-      <w:r>
-        <w:rPr>
-          <w:spacing w:val="-5"/>
-        </w:rPr>
-        <w:t xml:space="preserve"> </w:t>
-      </w:r>
-      <w:r>
-        <w:t>hesabına</w:t>
-      </w:r>
-      <w:r>
-        <w:rPr>
-          <w:spacing w:val="-2"/>
-        </w:rPr>
-        <w:t xml:space="preserve"> iaşe:</w:t>
-      </w:r>
-    </w:p>
-    <w:p>
-      <w:pPr>
         <w:pStyle w:val="GvdeMetni"/>
         <w:spacing w:before="77" w:line="307" w:lineRule="auto"/>
-        <w:ind w:right="140"/>
+        <w:ind w:right="140" w:firstLine="0"/>
         <w:jc w:val="both"/>
       </w:pPr>
       <w:r>
@@ -12141,6 +10916,7 @@
       <w:pPr>
         <w:pStyle w:val="GvdeMetni"/>
         <w:spacing w:line="307" w:lineRule="auto"/>
+        <w:ind w:left="0" w:firstLine="0"/>
         <w:jc w:val="both"/>
         <w:sectPr>
           <w:pgSz w:w="11910" w:h="16840"/>
@@ -12153,32 +10929,14 @@
       <w:pPr>
         <w:pStyle w:val="Balk1"/>
         <w:spacing w:before="72"/>
-      </w:pPr>
-      <w:r>
-        <w:lastRenderedPageBreak/>
-        <w:t>İkamet</w:t>
-      </w:r>
-      <w:r>
-        <w:rPr>
-          <w:spacing w:val="-2"/>
-        </w:rPr>
-        <w:t xml:space="preserve"> </w:t>
-      </w:r>
-      <w:r>
-        <w:t>yeri</w:t>
-      </w:r>
-      <w:r>
-        <w:rPr>
-          <w:spacing w:val="-2"/>
-        </w:rPr>
-        <w:t xml:space="preserve"> sağlanması:</w:t>
-      </w:r>
+        <w:ind w:left="0"/>
+      </w:pPr>
     </w:p>
     <w:p>
       <w:pPr>
         <w:pStyle w:val="GvdeMetni"/>
         <w:spacing w:before="77" w:line="307" w:lineRule="auto"/>
-        <w:ind w:right="141"/>
+        <w:ind w:right="141" w:firstLine="0"/>
         <w:jc w:val="both"/>
       </w:pPr>
       <w:r>
@@ -12228,15 +10986,7 @@
       </w:r>
       <w:proofErr w:type="gramEnd"/>
       <w:r>
-        <w:t xml:space="preserve"> olmazsa işveren veya işveren vekili tarafından başka bir ikamet </w:t>
-      </w:r>
-      <w:proofErr w:type="gramStart"/>
-      <w:r>
-        <w:t>imkanı</w:t>
-      </w:r>
-      <w:proofErr w:type="gramEnd"/>
-      <w:r>
-        <w:t xml:space="preserve"> sağlanır.</w:t>
+        <w:t xml:space="preserve"> olmazsa işveren veya işveren vekili tarafından başka bir ikamet imkanı sağlanır.</w:t>
       </w:r>
     </w:p>
     <w:p>
@@ -12279,7 +11029,6 @@
     <w:p>
       <w:pPr>
         <w:spacing w:before="90"/>
-        <w:ind w:left="1"/>
         <w:rPr>
           <w:b/>
           <w:sz w:val="24"/>
@@ -12288,75 +11037,6 @@
       <w:r>
         <w:br w:type="column"/>
       </w:r>
-      <w:r>
-        <w:rPr>
-          <w:b/>
-          <w:sz w:val="24"/>
-        </w:rPr>
-        <w:t>İkamet</w:t>
-      </w:r>
-      <w:r>
-        <w:rPr>
-          <w:b/>
-          <w:spacing w:val="-2"/>
-          <w:sz w:val="24"/>
-        </w:rPr>
-        <w:t xml:space="preserve"> </w:t>
-      </w:r>
-      <w:r>
-        <w:rPr>
-          <w:b/>
-          <w:sz w:val="24"/>
-        </w:rPr>
-        <w:t>yerleri</w:t>
-      </w:r>
-      <w:r>
-        <w:rPr>
-          <w:b/>
-          <w:spacing w:val="-2"/>
-          <w:sz w:val="24"/>
-        </w:rPr>
-        <w:t xml:space="preserve"> </w:t>
-      </w:r>
-      <w:r>
-        <w:rPr>
-          <w:b/>
-          <w:sz w:val="24"/>
-        </w:rPr>
-        <w:t>ve</w:t>
-      </w:r>
-      <w:r>
-        <w:rPr>
-          <w:b/>
-          <w:spacing w:val="-1"/>
-          <w:sz w:val="24"/>
-        </w:rPr>
-        <w:t xml:space="preserve"> </w:t>
-      </w:r>
-      <w:r>
-        <w:rPr>
-          <w:b/>
-          <w:sz w:val="24"/>
-        </w:rPr>
-        <w:t>iaşe</w:t>
-      </w:r>
-      <w:r>
-        <w:rPr>
-          <w:b/>
-          <w:spacing w:val="-2"/>
-          <w:sz w:val="24"/>
-        </w:rPr>
-        <w:t xml:space="preserve"> hakkında:</w:t>
-      </w:r>
-    </w:p>
-    <w:p>
-      <w:pPr>
-        <w:spacing w:before="77"/>
-        <w:ind w:left="1"/>
-        <w:rPr>
-          <w:b/>
-        </w:rPr>
-      </w:pPr>
       <w:r>
         <w:rPr>
           <w:b/>
@@ -12685,21 +11365,9 @@
     </w:p>
     <w:p>
       <w:pPr>
-        <w:pStyle w:val="Balk1"/>
-        <w:jc w:val="left"/>
-      </w:pPr>
-      <w:r>
-        <w:rPr>
-          <w:spacing w:val="-2"/>
-        </w:rPr>
-        <w:t>İstisna:</w:t>
-      </w:r>
-    </w:p>
-    <w:p>
-      <w:pPr>
         <w:pStyle w:val="GvdeMetni"/>
         <w:spacing w:before="77"/>
-        <w:ind w:left="709" w:firstLine="0"/>
+        <w:ind w:left="0" w:firstLine="0"/>
       </w:pPr>
       <w:r>
         <w:rPr>
@@ -13048,24 +11716,9 @@
     </w:p>
     <w:p>
       <w:pPr>
-        <w:pStyle w:val="Balk1"/>
-        <w:jc w:val="left"/>
-      </w:pPr>
-      <w:r>
-        <w:t>Asgari</w:t>
-      </w:r>
-      <w:r>
-        <w:rPr>
-          <w:spacing w:val="-2"/>
-        </w:rPr>
-        <w:t xml:space="preserve"> ücret:</w:t>
-      </w:r>
-    </w:p>
-    <w:p>
-      <w:pPr>
         <w:pStyle w:val="GvdeMetni"/>
         <w:spacing w:before="77" w:line="307" w:lineRule="auto"/>
-        <w:ind w:right="141"/>
+        <w:ind w:right="141" w:firstLine="0"/>
         <w:jc w:val="both"/>
       </w:pPr>
       <w:r>
@@ -13198,7 +11851,7 @@
           </mc:Choice>
           <mc:Fallback>
             <w:pict>
-              <v:shape w14:anchorId="199715ED" id="Graphic 6" o:spid="_x0000_s1026" style="position:absolute;margin-left:70.95pt;margin-top:13.95pt;width:144.05pt;height:.5pt;z-index:-15726080;visibility:visible;mso-wrap-style:square;mso-wrap-distance-left:0;mso-wrap-distance-top:0;mso-wrap-distance-right:0;mso-wrap-distance-bottom:0;mso-position-horizontal:absolute;mso-position-horizontal-relative:page;mso-position-vertical:absolute;mso-position-vertical-relative:text;v-text-anchor:top" coordsize="1829435,6350" o:gfxdata="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" path="m1829053,l,,,6096r1829053,l1829053,xe" fillcolor="black" stroked="f">
+              <v:shape w14:anchorId="69E29091" id="Graphic 6" o:spid="_x0000_s1026" style="position:absolute;margin-left:70.95pt;margin-top:13.95pt;width:144.05pt;height:.5pt;z-index:-15726080;visibility:visible;mso-wrap-style:square;mso-wrap-distance-left:0;mso-wrap-distance-top:0;mso-wrap-distance-right:0;mso-wrap-distance-bottom:0;mso-position-horizontal:absolute;mso-position-horizontal-relative:page;mso-position-vertical:absolute;mso-position-vertical-relative:text;v-text-anchor:top" coordsize="1829435,6350" o:gfxdata="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" path="m1829053,l,,,6096r1829053,l1829053,xe" fillcolor="black" stroked="f">
                 <v:path arrowok="t"/>
                 <w10:wrap type="topAndBottom" anchorx="page"/>
               </v:shape>
@@ -13223,31 +11876,16 @@
     </w:p>
     <w:p>
       <w:pPr>
-        <w:pStyle w:val="Balk1"/>
-        <w:spacing w:before="79"/>
-      </w:pPr>
-      <w:r>
+        <w:pStyle w:val="GvdeMetni"/>
+        <w:spacing w:before="77" w:line="307" w:lineRule="auto"/>
+        <w:ind w:right="142" w:firstLine="0"/>
+        <w:jc w:val="both"/>
+      </w:pPr>
+      <w:r>
+        <w:rPr>
+          <w:b/>
+        </w:rPr>
         <w:lastRenderedPageBreak/>
-        <w:t>Ücret</w:t>
-      </w:r>
-      <w:r>
-        <w:rPr>
-          <w:spacing w:val="-2"/>
-        </w:rPr>
-        <w:t xml:space="preserve"> kesintisi:</w:t>
-      </w:r>
-    </w:p>
-    <w:p>
-      <w:pPr>
-        <w:pStyle w:val="GvdeMetni"/>
-        <w:spacing w:before="77" w:line="307" w:lineRule="auto"/>
-        <w:ind w:right="142"/>
-        <w:jc w:val="both"/>
-      </w:pPr>
-      <w:r>
-        <w:rPr>
-          <w:b/>
-        </w:rPr>
         <w:t xml:space="preserve">Madde 38 – </w:t>
       </w:r>
       <w:r>
@@ -13327,32 +11965,9 @@
     </w:p>
     <w:p>
       <w:pPr>
-        <w:pStyle w:val="Balk1"/>
-      </w:pPr>
-      <w:r>
-        <w:t>Zarar</w:t>
-      </w:r>
-      <w:r>
-        <w:rPr>
-          <w:spacing w:val="-2"/>
-        </w:rPr>
-        <w:t xml:space="preserve"> </w:t>
-      </w:r>
-      <w:r>
-        <w:t xml:space="preserve">karşılığı </w:t>
-      </w:r>
-      <w:r>
-        <w:rPr>
-          <w:spacing w:val="-2"/>
-        </w:rPr>
-        <w:t>kesinti:</w:t>
-      </w:r>
-    </w:p>
-    <w:p>
-      <w:pPr>
         <w:pStyle w:val="GvdeMetni"/>
         <w:spacing w:before="77" w:line="307" w:lineRule="auto"/>
-        <w:ind w:right="138"/>
+        <w:ind w:right="138" w:firstLine="0"/>
         <w:jc w:val="both"/>
       </w:pPr>
       <w:r>
@@ -13536,15 +12151,7 @@
         <w:jc w:val="both"/>
       </w:pPr>
       <w:r>
-        <w:t xml:space="preserve">Tazminat kesintileri milli bankalardan birisine en geç üç ay içinde yatırılır. Banka faizleriyle diğer gelirleri işçilere iadesine kesinti </w:t>
-      </w:r>
-      <w:proofErr w:type="gramStart"/>
-      <w:r>
-        <w:t>ile birlikte</w:t>
-      </w:r>
-      <w:proofErr w:type="gramEnd"/>
-      <w:r>
-        <w:t xml:space="preserve"> ödenir.</w:t>
+        <w:t>Tazminat kesintileri milli bankalardan birisine en geç üç ay içinde yatırılır. Banka faizleriyle diğer gelirleri işçilere iadesine kesinti ile birlikte ödenir.</w:t>
       </w:r>
     </w:p>
     <w:p>
@@ -13556,38 +12163,9 @@
     </w:p>
     <w:p>
       <w:pPr>
-        <w:pStyle w:val="Balk1"/>
-      </w:pPr>
-      <w:r>
-        <w:t>Yıllık</w:t>
-      </w:r>
-      <w:r>
-        <w:rPr>
-          <w:spacing w:val="-4"/>
-        </w:rPr>
-        <w:t xml:space="preserve"> </w:t>
-      </w:r>
-      <w:r>
-        <w:t>ücretli</w:t>
-      </w:r>
-      <w:r>
-        <w:rPr>
-          <w:spacing w:val="-1"/>
-        </w:rPr>
-        <w:t xml:space="preserve"> </w:t>
-      </w:r>
-      <w:r>
-        <w:rPr>
-          <w:spacing w:val="-4"/>
-        </w:rPr>
-        <w:t>izin:</w:t>
-      </w:r>
-    </w:p>
-    <w:p>
-      <w:pPr>
         <w:pStyle w:val="GvdeMetni"/>
         <w:spacing w:before="77" w:line="307" w:lineRule="auto"/>
-        <w:ind w:right="143"/>
+        <w:ind w:right="143" w:firstLine="0"/>
         <w:jc w:val="both"/>
       </w:pPr>
       <w:r>
@@ -13923,42 +12501,9 @@
     </w:p>
     <w:p>
       <w:pPr>
-        <w:ind w:left="709"/>
-        <w:jc w:val="both"/>
-        <w:rPr>
-          <w:b/>
-          <w:sz w:val="24"/>
-        </w:rPr>
-      </w:pPr>
-      <w:r>
-        <w:rPr>
-          <w:b/>
-          <w:sz w:val="24"/>
-        </w:rPr>
-        <w:t>Hafta</w:t>
-      </w:r>
-      <w:r>
-        <w:rPr>
-          <w:b/>
-          <w:spacing w:val="-1"/>
-          <w:sz w:val="24"/>
-        </w:rPr>
-        <w:t xml:space="preserve"> </w:t>
-      </w:r>
-      <w:r>
-        <w:rPr>
-          <w:b/>
-          <w:spacing w:val="-2"/>
-          <w:sz w:val="24"/>
-        </w:rPr>
-        <w:t>tatili:</w:t>
-      </w:r>
-    </w:p>
-    <w:p>
-      <w:pPr>
         <w:pStyle w:val="GvdeMetni"/>
         <w:spacing w:before="77" w:line="307" w:lineRule="auto"/>
-        <w:ind w:right="140"/>
+        <w:ind w:right="140" w:firstLine="0"/>
         <w:jc w:val="both"/>
       </w:pPr>
       <w:r>
@@ -13988,38 +12533,9 @@
     </w:p>
     <w:p>
       <w:pPr>
-        <w:pStyle w:val="Balk1"/>
-      </w:pPr>
-      <w:r>
-        <w:t>Hafta</w:t>
-      </w:r>
-      <w:r>
-        <w:rPr>
-          <w:spacing w:val="-2"/>
-        </w:rPr>
-        <w:t xml:space="preserve"> </w:t>
-      </w:r>
-      <w:r>
-        <w:t>tatili</w:t>
-      </w:r>
-      <w:r>
-        <w:rPr>
-          <w:spacing w:val="-1"/>
-        </w:rPr>
-        <w:t xml:space="preserve"> </w:t>
-      </w:r>
-      <w:r>
-        <w:rPr>
-          <w:spacing w:val="-2"/>
-        </w:rPr>
-        <w:t>ücreti:</w:t>
-      </w:r>
-    </w:p>
-    <w:p>
-      <w:pPr>
         <w:pStyle w:val="GvdeMetni"/>
         <w:spacing w:before="77" w:line="307" w:lineRule="auto"/>
-        <w:ind w:right="142"/>
+        <w:ind w:right="142" w:firstLine="0"/>
         <w:jc w:val="both"/>
       </w:pPr>
       <w:r>
@@ -14185,32 +12701,9 @@
     </w:p>
     <w:p>
       <w:pPr>
-        <w:pStyle w:val="Balk1"/>
-      </w:pPr>
-      <w:r>
-        <w:t>Genel</w:t>
-      </w:r>
-      <w:r>
-        <w:rPr>
-          <w:spacing w:val="-1"/>
-        </w:rPr>
-        <w:t xml:space="preserve"> </w:t>
-      </w:r>
-      <w:r>
-        <w:t xml:space="preserve">tatil </w:t>
-      </w:r>
-      <w:r>
-        <w:rPr>
-          <w:spacing w:val="-2"/>
-        </w:rPr>
-        <w:t>ücreti:</w:t>
-      </w:r>
-    </w:p>
-    <w:p>
-      <w:pPr>
         <w:pStyle w:val="GvdeMetni"/>
         <w:spacing w:before="79" w:line="307" w:lineRule="auto"/>
-        <w:ind w:right="142"/>
+        <w:ind w:right="142" w:firstLine="0"/>
         <w:jc w:val="both"/>
       </w:pPr>
       <w:r>
@@ -14342,42 +12835,9 @@
     </w:p>
     <w:p>
       <w:pPr>
-        <w:pStyle w:val="Balk1"/>
-        <w:spacing w:before="1"/>
-      </w:pPr>
-      <w:r>
-        <w:t>Tatil</w:t>
-      </w:r>
-      <w:r>
-        <w:rPr>
-          <w:spacing w:val="-3"/>
-        </w:rPr>
-        <w:t xml:space="preserve"> </w:t>
-      </w:r>
-      <w:r>
-        <w:t>ücretlerine</w:t>
-      </w:r>
-      <w:r>
-        <w:rPr>
-          <w:spacing w:val="-2"/>
-        </w:rPr>
-        <w:t xml:space="preserve"> </w:t>
-      </w:r>
-      <w:r>
-        <w:t>girmeyen</w:t>
-      </w:r>
-      <w:r>
-        <w:rPr>
-          <w:spacing w:val="-2"/>
-        </w:rPr>
-        <w:t xml:space="preserve"> kısımlar:</w:t>
-      </w:r>
-    </w:p>
-    <w:p>
-      <w:pPr>
         <w:pStyle w:val="GvdeMetni"/>
         <w:spacing w:before="76" w:line="307" w:lineRule="auto"/>
-        <w:ind w:right="141"/>
+        <w:ind w:right="141" w:firstLine="0"/>
         <w:jc w:val="both"/>
       </w:pPr>
       <w:r>
@@ -14410,46 +12870,16 @@
     </w:p>
     <w:p>
       <w:pPr>
-        <w:pStyle w:val="Balk1"/>
-        <w:spacing w:before="79"/>
-      </w:pPr>
-      <w:r>
+        <w:pStyle w:val="GvdeMetni"/>
+        <w:spacing w:before="77" w:line="307" w:lineRule="auto"/>
+        <w:ind w:right="143" w:firstLine="0"/>
+        <w:jc w:val="both"/>
+      </w:pPr>
+      <w:r>
+        <w:rPr>
+          <w:b/>
+        </w:rPr>
         <w:lastRenderedPageBreak/>
-        <w:t>Geçici</w:t>
-      </w:r>
-      <w:r>
-        <w:rPr>
-          <w:spacing w:val="-2"/>
-        </w:rPr>
-        <w:t xml:space="preserve"> </w:t>
-      </w:r>
-      <w:r>
-        <w:t>iş</w:t>
-      </w:r>
-      <w:r>
-        <w:rPr>
-          <w:spacing w:val="-1"/>
-        </w:rPr>
-        <w:t xml:space="preserve"> </w:t>
-      </w:r>
-      <w:r>
-        <w:rPr>
-          <w:spacing w:val="-2"/>
-        </w:rPr>
-        <w:t>göremezlik:</w:t>
-      </w:r>
-    </w:p>
-    <w:p>
-      <w:pPr>
-        <w:pStyle w:val="GvdeMetni"/>
-        <w:spacing w:before="77" w:line="307" w:lineRule="auto"/>
-        <w:ind w:right="143"/>
-        <w:jc w:val="both"/>
-      </w:pPr>
-      <w:r>
-        <w:rPr>
-          <w:b/>
-        </w:rPr>
         <w:t xml:space="preserve">Madde 45 – </w:t>
       </w:r>
       <w:proofErr w:type="spellStart"/>
@@ -14478,48 +12908,9 @@
     </w:p>
     <w:p>
       <w:pPr>
-        <w:pStyle w:val="Balk1"/>
-        <w:spacing w:before="1"/>
-      </w:pPr>
-      <w:r>
-        <w:t>Görevli</w:t>
-      </w:r>
-      <w:r>
-        <w:rPr>
-          <w:spacing w:val="-1"/>
-        </w:rPr>
-        <w:t xml:space="preserve"> </w:t>
-      </w:r>
-      <w:r>
-        <w:t>ve</w:t>
-      </w:r>
-      <w:r>
-        <w:rPr>
-          <w:spacing w:val="-2"/>
-        </w:rPr>
-        <w:t xml:space="preserve"> </w:t>
-      </w:r>
-      <w:r>
-        <w:t>yetkili</w:t>
-      </w:r>
-      <w:r>
-        <w:rPr>
-          <w:spacing w:val="-1"/>
-        </w:rPr>
-        <w:t xml:space="preserve"> </w:t>
-      </w:r>
-      <w:r>
-        <w:rPr>
-          <w:spacing w:val="-2"/>
-        </w:rPr>
-        <w:t>mahkeme:</w:t>
-      </w:r>
-    </w:p>
-    <w:p>
-      <w:pPr>
         <w:pStyle w:val="GvdeMetni"/>
         <w:spacing w:before="76" w:line="307" w:lineRule="auto"/>
-        <w:ind w:right="145"/>
+        <w:ind w:right="145" w:firstLine="0"/>
         <w:jc w:val="both"/>
       </w:pPr>
       <w:r>
@@ -14669,21 +13060,9 @@
     </w:p>
     <w:p>
       <w:pPr>
-        <w:pStyle w:val="Balk1"/>
-        <w:jc w:val="left"/>
-      </w:pPr>
-      <w:r>
-        <w:rPr>
-          <w:spacing w:val="-2"/>
-        </w:rPr>
-        <w:t>Bildirimler:</w:t>
-      </w:r>
-    </w:p>
-    <w:p>
-      <w:pPr>
         <w:pStyle w:val="GvdeMetni"/>
         <w:spacing w:before="77" w:line="307" w:lineRule="auto"/>
-        <w:ind w:right="140"/>
+        <w:ind w:right="140" w:firstLine="0"/>
         <w:jc w:val="both"/>
       </w:pPr>
       <w:r>
@@ -14699,35 +13078,20 @@
     <w:p>
       <w:pPr>
         <w:pStyle w:val="GvdeMetni"/>
-        <w:spacing w:before="75"/>
-        <w:ind w:left="0" w:firstLine="0"/>
-      </w:pPr>
-    </w:p>
-    <w:p>
-      <w:pPr>
-        <w:pStyle w:val="Balk1"/>
-      </w:pPr>
-      <w:r>
-        <w:t>Saklı</w:t>
-      </w:r>
-      <w:r>
-        <w:rPr>
-          <w:spacing w:val="-3"/>
-        </w:rPr>
-        <w:t xml:space="preserve"> </w:t>
-      </w:r>
-      <w:r>
-        <w:rPr>
-          <w:spacing w:val="-2"/>
-        </w:rPr>
-        <w:t>hükümler:</w:t>
-      </w:r>
-    </w:p>
-    <w:p>
-      <w:pPr>
-        <w:pStyle w:val="GvdeMetni"/>
         <w:spacing w:before="79" w:line="307" w:lineRule="auto"/>
-        <w:ind w:right="140"/>
+        <w:ind w:right="140" w:firstLine="0"/>
+        <w:jc w:val="both"/>
+        <w:rPr>
+          <w:b/>
+          <w:bCs/>
+        </w:rPr>
+      </w:pPr>
+    </w:p>
+    <w:p>
+      <w:pPr>
+        <w:pStyle w:val="GvdeMetni"/>
+        <w:spacing w:before="79" w:line="307" w:lineRule="auto"/>
+        <w:ind w:right="140" w:firstLine="0"/>
         <w:jc w:val="both"/>
       </w:pPr>
       <w:r>
@@ -14781,32 +13145,9 @@
     </w:p>
     <w:p>
       <w:pPr>
-        <w:pStyle w:val="Balk1"/>
-      </w:pPr>
-      <w:r>
-        <w:t>Denetim</w:t>
-      </w:r>
-      <w:r>
-        <w:rPr>
-          <w:spacing w:val="-3"/>
-        </w:rPr>
-        <w:t xml:space="preserve"> </w:t>
-      </w:r>
-      <w:r>
-        <w:t>ve</w:t>
-      </w:r>
-      <w:r>
-        <w:rPr>
-          <w:spacing w:val="-2"/>
-        </w:rPr>
-        <w:t xml:space="preserve"> teftiş:</w:t>
-      </w:r>
-    </w:p>
-    <w:p>
-      <w:pPr>
         <w:pStyle w:val="GvdeMetni"/>
         <w:spacing w:before="77" w:line="307" w:lineRule="auto"/>
-        <w:ind w:right="141"/>
+        <w:ind w:right="141" w:firstLine="0"/>
         <w:jc w:val="both"/>
       </w:pPr>
       <w:r>
@@ -14833,27 +13174,6 @@
         <w:spacing w:before="77"/>
         <w:ind w:left="0" w:firstLine="0"/>
       </w:pPr>
-    </w:p>
-    <w:p>
-      <w:pPr>
-        <w:pStyle w:val="Balk1"/>
-        <w:jc w:val="left"/>
-      </w:pPr>
-      <w:r>
-        <w:t>Ceza</w:t>
-      </w:r>
-      <w:r>
-        <w:rPr>
-          <w:spacing w:val="-3"/>
-        </w:rPr>
-        <w:t xml:space="preserve"> </w:t>
-      </w:r>
-      <w:r>
-        <w:rPr>
-          <w:spacing w:val="-2"/>
-        </w:rPr>
-        <w:t>hükümleri:</w:t>
-      </w:r>
     </w:p>
     <w:p>
       <w:pPr>
@@ -14987,46 +13307,6 @@
           <w:sz w:val="24"/>
         </w:rPr>
         <w:t>yapmayan,</w:t>
-      </w:r>
-    </w:p>
-    <w:p>
-      <w:pPr>
-        <w:pStyle w:val="Balk1"/>
-        <w:numPr>
-          <w:ilvl w:val="0"/>
-          <w:numId w:val="5"/>
-        </w:numPr>
-        <w:tabs>
-          <w:tab w:val="left" w:pos="967"/>
-        </w:tabs>
-        <w:spacing w:before="77"/>
-        <w:ind w:left="967" w:hanging="258"/>
-      </w:pPr>
-      <w:r>
-        <w:t>(Mülga:</w:t>
-      </w:r>
-      <w:r>
-        <w:rPr>
-          <w:spacing w:val="-1"/>
-        </w:rPr>
-        <w:t xml:space="preserve"> </w:t>
-      </w:r>
-      <w:r>
-        <w:t xml:space="preserve">10/9/2014-6552/144 </w:t>
-      </w:r>
-      <w:proofErr w:type="spellStart"/>
-      <w:r>
-        <w:rPr>
-          <w:spacing w:val="-4"/>
-        </w:rPr>
-        <w:t>md.</w:t>
-      </w:r>
-      <w:proofErr w:type="spellEnd"/>
-      <w:r>
-        <w:rPr>
-          <w:spacing w:val="-4"/>
-        </w:rPr>
-        <w:t>)</w:t>
       </w:r>
     </w:p>
     <w:p>
@@ -15046,6 +13326,24 @@
           <w:sz w:val="24"/>
         </w:rPr>
       </w:pPr>
+    </w:p>
+    <w:p>
+      <w:pPr>
+        <w:pStyle w:val="ListeParagraf"/>
+        <w:numPr>
+          <w:ilvl w:val="0"/>
+          <w:numId w:val="5"/>
+        </w:numPr>
+        <w:tabs>
+          <w:tab w:val="left" w:pos="981"/>
+        </w:tabs>
+        <w:spacing w:before="77" w:line="307" w:lineRule="auto"/>
+        <w:ind w:left="1" w:right="141" w:firstLine="707"/>
+        <w:jc w:val="both"/>
+        <w:rPr>
+          <w:sz w:val="24"/>
+        </w:rPr>
+      </w:pPr>
       <w:proofErr w:type="gramStart"/>
       <w:r>
         <w:rPr>
@@ -15093,21 +13391,7 @@
         <w:rPr>
           <w:sz w:val="24"/>
         </w:rPr>
-        <w:t xml:space="preserve"> Türk </w:t>
-      </w:r>
-      <w:proofErr w:type="gramStart"/>
-      <w:r>
-        <w:rPr>
-          <w:sz w:val="24"/>
-        </w:rPr>
-        <w:t>Lirası</w:t>
-      </w:r>
-      <w:proofErr w:type="gramEnd"/>
-      <w:r>
-        <w:rPr>
-          <w:sz w:val="24"/>
-        </w:rPr>
-        <w:t xml:space="preserve">, daha fazla işçi çalıştıranlara </w:t>
+        <w:t xml:space="preserve"> Türk Lirası, daha fazla işçi çalıştıranlara </w:t>
       </w:r>
       <w:proofErr w:type="spellStart"/>
       <w:r>
@@ -15121,21 +13405,7 @@
         <w:rPr>
           <w:sz w:val="24"/>
         </w:rPr>
-        <w:t xml:space="preserve"> Türk </w:t>
-      </w:r>
-      <w:proofErr w:type="gramStart"/>
-      <w:r>
-        <w:rPr>
-          <w:sz w:val="24"/>
-        </w:rPr>
-        <w:t>Lirası</w:t>
-      </w:r>
-      <w:proofErr w:type="gramEnd"/>
-      <w:r>
-        <w:rPr>
-          <w:sz w:val="24"/>
-        </w:rPr>
-        <w:t xml:space="preserve"> idarî para cezası verilir.</w:t>
+        <w:t xml:space="preserve"> Türk Lirası idarî para cezası verilir.</w:t>
       </w:r>
     </w:p>
     <w:p>
@@ -15159,21 +13429,7 @@
         <w:rPr>
           <w:sz w:val="24"/>
         </w:rPr>
-        <w:t xml:space="preserve">) </w:t>
-      </w:r>
-      <w:proofErr w:type="gramStart"/>
-      <w:r>
-        <w:rPr>
-          <w:sz w:val="24"/>
-        </w:rPr>
-        <w:t>13 üncü</w:t>
-      </w:r>
-      <w:proofErr w:type="gramEnd"/>
-      <w:r>
-        <w:rPr>
-          <w:sz w:val="24"/>
-        </w:rPr>
-        <w:t xml:space="preserve"> madde gereğince engelli ve eski hükümlü</w:t>
+        <w:t>) 13 üncü madde gereğince engelli ve eski hükümlü</w:t>
       </w:r>
       <w:r>
         <w:rPr>
@@ -15460,27 +13716,20 @@
       </w:r>
       <w:proofErr w:type="spellEnd"/>
       <w:r>
-        <w:t xml:space="preserve"> Türk </w:t>
-      </w:r>
-      <w:proofErr w:type="gramStart"/>
-      <w:r>
-        <w:t>Lirası</w:t>
-      </w:r>
-      <w:proofErr w:type="gramEnd"/>
-      <w:r>
-        <w:t xml:space="preserve"> idarî para cezası verilir.</w:t>
-      </w:r>
-    </w:p>
-    <w:p>
-      <w:pPr>
-        <w:pStyle w:val="GvdeMetni"/>
-        <w:spacing w:before="76"/>
-        <w:ind w:left="0" w:firstLine="0"/>
-      </w:pPr>
+        <w:t xml:space="preserve"> Türk Lirası idarî para cezası verilir.</w:t>
+      </w:r>
     </w:p>
     <w:p>
       <w:pPr>
         <w:pStyle w:val="Balk1"/>
+        <w:ind w:left="0"/>
+        <w:jc w:val="left"/>
+      </w:pPr>
+    </w:p>
+    <w:p>
+      <w:pPr>
+        <w:pStyle w:val="Balk1"/>
+        <w:ind w:left="0"/>
         <w:jc w:val="left"/>
       </w:pPr>
       <w:r>
@@ -15827,7 +14076,6 @@
         </w:rPr>
         <w:t xml:space="preserve"> </w:t>
       </w:r>
-      <w:proofErr w:type="gramStart"/>
       <w:r>
         <w:t>33</w:t>
       </w:r>
@@ -15840,7 +14088,6 @@
       <w:r>
         <w:t>üncü</w:t>
       </w:r>
-      <w:proofErr w:type="gramEnd"/>
       <w:r>
         <w:rPr>
           <w:spacing w:val="-1"/>
@@ -16088,15 +14335,7 @@
       </w:r>
       <w:proofErr w:type="spellEnd"/>
       <w:r>
-        <w:t xml:space="preserve"> karşılık, ödemediği meblağ veya temin ile mükellef olduğu iaşenin tekabül ettiği bedelin, bin Türk </w:t>
-      </w:r>
-      <w:proofErr w:type="gramStart"/>
-      <w:r>
-        <w:t>Lirasından</w:t>
-      </w:r>
-      <w:proofErr w:type="gramEnd"/>
-      <w:r>
-        <w:t xml:space="preserve"> aşağı olmamak üzere iki katı tutarında idarî para cezası verilir.</w:t>
+        <w:t xml:space="preserve"> karşılık, ödemediği meblağ veya temin ile mükellef olduğu iaşenin tekabül ettiği bedelin, bin Türk Lirasından aşağı olmamak üzere iki katı tutarında idarî para cezası verilir.</w:t>
       </w:r>
     </w:p>
     <w:p>
@@ -16331,11 +14570,9 @@
         </w:rPr>
         <w:t xml:space="preserve"> </w:t>
       </w:r>
-      <w:proofErr w:type="gramStart"/>
       <w:r>
         <w:t>Lirası</w:t>
       </w:r>
-      <w:proofErr w:type="gramEnd"/>
       <w:r>
         <w:rPr>
           <w:spacing w:val="-1"/>
@@ -16382,15 +14619,7 @@
       </w:r>
       <w:proofErr w:type="spellEnd"/>
       <w:r>
-        <w:t xml:space="preserve"> için bin iki yüz </w:t>
-      </w:r>
-      <w:proofErr w:type="gramStart"/>
-      <w:r>
-        <w:t>Yeni Türk Lirası</w:t>
-      </w:r>
-      <w:proofErr w:type="gramEnd"/>
-      <w:r>
-        <w:t xml:space="preserve"> idari para cezası verilir.</w:t>
+        <w:t xml:space="preserve"> için bin iki yüz Yeni Türk Lirası idari para cezası verilir.</w:t>
       </w:r>
     </w:p>
     <w:p>
@@ -16437,21 +14666,25 @@
     <w:p>
       <w:pPr>
         <w:pStyle w:val="GvdeMetni"/>
-        <w:spacing w:before="76"/>
-        <w:ind w:left="0" w:firstLine="0"/>
-      </w:pPr>
-    </w:p>
-    <w:p>
-      <w:pPr>
-        <w:pStyle w:val="GvdeMetni"/>
         <w:spacing w:line="307" w:lineRule="auto"/>
-        <w:ind w:right="140"/>
+        <w:ind w:right="140" w:firstLine="0"/>
         <w:jc w:val="both"/>
-      </w:pPr>
-      <w:r>
         <w:rPr>
           <w:b/>
         </w:rPr>
+      </w:pPr>
+    </w:p>
+    <w:p>
+      <w:pPr>
+        <w:pStyle w:val="GvdeMetni"/>
+        <w:spacing w:line="307" w:lineRule="auto"/>
+        <w:ind w:right="140" w:firstLine="0"/>
+        <w:jc w:val="both"/>
+      </w:pPr>
+      <w:r>
+        <w:rPr>
+          <w:b/>
+        </w:rPr>
         <w:t xml:space="preserve">Madde 52 – </w:t>
       </w:r>
       <w:r>
@@ -16472,15 +14705,7 @@
       </w:r>
       <w:proofErr w:type="spellEnd"/>
       <w:r>
-        <w:t xml:space="preserve"> işveren veya işveren vekili hakkında bin Türk </w:t>
-      </w:r>
-      <w:proofErr w:type="gramStart"/>
-      <w:r>
-        <w:t>Lirası</w:t>
-      </w:r>
-      <w:proofErr w:type="gramEnd"/>
-      <w:r>
-        <w:t xml:space="preserve"> idarî para cezası,</w:t>
+        <w:t xml:space="preserve"> işveren veya işveren vekili hakkında bin Türk Lirası idarî para cezası,</w:t>
       </w:r>
     </w:p>
     <w:p>
@@ -16507,15 +14732,7 @@
       </w:r>
       <w:proofErr w:type="spellEnd"/>
       <w:r>
-        <w:t xml:space="preserve"> Türk </w:t>
-      </w:r>
-      <w:proofErr w:type="gramStart"/>
-      <w:r>
-        <w:t>Lirası</w:t>
-      </w:r>
-      <w:proofErr w:type="gramEnd"/>
-      <w:r>
-        <w:t xml:space="preserve"> idarî para cezası veril</w:t>
+        <w:t xml:space="preserve"> Türk Lirası idarî para cezası veril</w:t>
       </w:r>
       <w:bookmarkStart w:id="1" w:name="_bookmark1"/>
       <w:bookmarkEnd w:id="1"/>
@@ -16538,102 +14755,6 @@
         <w:spacing w:before="41"/>
         <w:ind w:left="0" w:firstLine="0"/>
         <w:rPr>
-          <w:sz w:val="20"/>
-        </w:rPr>
-      </w:pPr>
-      <w:r>
-        <w:rPr>
-          <w:noProof/>
-          <w:sz w:val="20"/>
-        </w:rPr>
-        <mc:AlternateContent>
-          <mc:Choice Requires="wps">
-            <w:drawing>
-              <wp:anchor distT="0" distB="0" distL="0" distR="0" simplePos="0" relativeHeight="487590912" behindDoc="1" locked="0" layoutInCell="1" allowOverlap="1" wp14:anchorId="73752E64" wp14:editId="7181A1AB">
-                <wp:simplePos x="0" y="0"/>
-                <wp:positionH relativeFrom="page">
-                  <wp:posOffset>900988</wp:posOffset>
-                </wp:positionH>
-                <wp:positionV relativeFrom="paragraph">
-                  <wp:posOffset>187327</wp:posOffset>
-                </wp:positionV>
-                <wp:extent cx="1829435" cy="6350"/>
-                <wp:effectExtent l="0" t="0" r="0" b="0"/>
-                <wp:wrapTopAndBottom/>
-                <wp:docPr id="7" name="Graphic 7"/>
-                <wp:cNvGraphicFramePr>
-                  <a:graphicFrameLocks xmlns:a="http://schemas.openxmlformats.org/drawingml/2006/main"/>
-                </wp:cNvGraphicFramePr>
-                <a:graphic xmlns:a="http://schemas.openxmlformats.org/drawingml/2006/main">
-                  <a:graphicData uri="http://schemas.microsoft.com/office/word/2010/wordprocessingShape">
-                    <wps:wsp>
-                      <wps:cNvSpPr>
-                        <a:spLocks/>
-                      </wps:cNvSpPr>
-                      <wps:spPr>
-                        <a:xfrm>
-                          <a:off x="0" y="0"/>
-                          <a:ext cx="1829435" cy="6350"/>
-                        </a:xfrm>
-                        <a:custGeom>
-                          <a:avLst/>
-                          <a:gdLst/>
-                          <a:ahLst/>
-                          <a:cxnLst/>
-                          <a:rect l="l" t="t" r="r" b="b"/>
-                          <a:pathLst>
-                            <a:path w="1829435" h="6350">
-                              <a:moveTo>
-                                <a:pt x="1829053" y="0"/>
-                              </a:moveTo>
-                              <a:lnTo>
-                                <a:pt x="0" y="0"/>
-                              </a:lnTo>
-                              <a:lnTo>
-                                <a:pt x="0" y="6095"/>
-                              </a:lnTo>
-                              <a:lnTo>
-                                <a:pt x="1829053" y="6095"/>
-                              </a:lnTo>
-                              <a:lnTo>
-                                <a:pt x="1829053" y="0"/>
-                              </a:lnTo>
-                              <a:close/>
-                            </a:path>
-                          </a:pathLst>
-                        </a:custGeom>
-                        <a:solidFill>
-                          <a:srgbClr val="000000"/>
-                        </a:solidFill>
-                      </wps:spPr>
-                      <wps:bodyPr wrap="square" lIns="0" tIns="0" rIns="0" bIns="0" rtlCol="0">
-                        <a:prstTxWarp prst="textNoShape">
-                          <a:avLst/>
-                        </a:prstTxWarp>
-                        <a:noAutofit/>
-                      </wps:bodyPr>
-                    </wps:wsp>
-                  </a:graphicData>
-                </a:graphic>
-              </wp:anchor>
-            </w:drawing>
-          </mc:Choice>
-          <mc:Fallback>
-            <w:pict>
-              <v:shape w14:anchorId="7D07C5A2" id="Graphic 7" o:spid="_x0000_s1026" style="position:absolute;margin-left:70.95pt;margin-top:14.75pt;width:144.05pt;height:.5pt;z-index:-15725568;visibility:visible;mso-wrap-style:square;mso-wrap-distance-left:0;mso-wrap-distance-top:0;mso-wrap-distance-right:0;mso-wrap-distance-bottom:0;mso-position-horizontal:absolute;mso-position-horizontal-relative:page;mso-position-vertical:absolute;mso-position-vertical-relative:text;v-text-anchor:top" coordsize="1829435,6350" o:gfxdata="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" path="m1829053,l,,,6095r1829053,l1829053,xe" fillcolor="black" stroked="f">
-                <v:path arrowok="t"/>
-                <w10:wrap type="topAndBottom" anchorx="page"/>
-              </v:shape>
-            </w:pict>
-          </mc:Fallback>
-        </mc:AlternateContent>
-      </w:r>
-    </w:p>
-    <w:p>
-      <w:pPr>
-        <w:spacing w:before="84"/>
-        <w:rPr>
-          <w:i/>
           <w:sz w:val="20"/>
         </w:rPr>
         <w:sectPr>
@@ -17258,13 +15379,8 @@
         </w:rPr>
         <w:t xml:space="preserve"> </w:t>
       </w:r>
-      <w:proofErr w:type="gramStart"/>
-      <w:r>
-        <w:t>Lirası</w:t>
-      </w:r>
-      <w:proofErr w:type="gramEnd"/>
-      <w:r>
-        <w:t xml:space="preserve"> idarî</w:t>
+      <w:r>
+        <w:t>Lirası idarî</w:t>
       </w:r>
       <w:r>
         <w:rPr>
@@ -17424,7 +15540,7 @@
 </file>
 
 <file path=word/numbering.xml><?xml version="1.0" encoding="utf-8"?>
-<w:numbering xmlns:wpc="http://schemas.microsoft.com/office/word/2010/wordprocessingCanvas" xmlns:cx="http://schemas.microsoft.com/office/drawing/2014/chartex" xmlns:cx1="http://schemas.microsoft.com/office/drawing/2015/9/8/chartex" xmlns:cx2="http://schemas.microsoft.com/office/drawing/2015/10/21/chartex" xmlns:cx3="http://schemas.microsoft.com/office/drawing/2016/5/9/chartex" xmlns:cx4="http://schemas.microsoft.com/office/drawing/2016/5/10/chartex" xmlns:cx5="http://schemas.microsoft.com/office/drawing/2016/5/11/chartex" xmlns:cx6="http://schemas.microsoft.com/office/drawing/2016/5/12/chartex" xmlns:cx7="http://schemas.microsoft.com/office/drawing/2016/5/13/chartex" xmlns:cx8="http://schemas.microsoft.com/office/drawing/2016/5/14/chartex" xmlns:mc="http://schemas.openxmlformats.org/markup-compatibility/2006" xmlns:aink="http://schemas.microsoft.com/office/drawing/2016/ink" xmlns:am3d="http://schemas.microsoft.com/office/drawing/2017/model3d" xmlns:o="urn:schemas-microsoft-com:office:office" xmlns:oel="http://schemas.microsoft.com/office/2019/extlst" xmlns:r="http://schemas.openxmlformats.org/officeDocument/2006/relationships" xmlns:m="http://schemas.openxmlformats.org/officeDocument/2006/math" xmlns:v="urn:schemas-microsoft-com:vml" xmlns:wp14="http://schemas.microsoft.com/office/word/2010/wordprocessingDrawing" xmlns:wp="http://schemas.openxmlformats.org/drawingml/2006/wordprocessingDrawing" xmlns:w10="urn:schemas-microsoft-com:office:word" xmlns:w="http://schemas.openxmlformats.org/wordprocessingml/2006/main" xmlns:w14="http://schemas.microsoft.com/office/word/2010/wordml" xmlns:w15="http://schemas.microsoft.com/office/word/2012/wordml" xmlns:w16cex="http://schemas.microsoft.com/office/word/2018/wordml/cex" xmlns:w16cid="http://schemas.microsoft.com/office/word/2016/wordml/cid" xmlns:w16="http://schemas.microsoft.com/office/word/2018/wordml" xmlns:w16du="http://schemas.microsoft.com/office/word/2023/wordml/word16du" xmlns:w16sdtdh="http://schemas.microsoft.com/office/word/2020/wordml/sdtdatahash" xmlns:w16sdtfl="http://schemas.microsoft.com/office/word/2024/wordml/sdtformatlock" xmlns:w16se="http://schemas.microsoft.com/office/word/2015/wordml/symex" xmlns:wpg="http://schemas.microsoft.com/office/word/2010/wordprocessingGroup" xmlns:wpi="http://schemas.microsoft.com/office/word/2010/wordprocessingInk" xmlns:wne="http://schemas.microsoft.com/office/word/2006/wordml" xmlns:wps="http://schemas.microsoft.com/office/word/2010/wordprocessingShape" mc:Ignorable="w14 w15 w16se w16cid w16 w16cex w16sdtdh w16sdtfl w16du wp14">
+<w:numbering xmlns:wpc="http://schemas.microsoft.com/office/word/2010/wordprocessingCanvas" xmlns:cx="http://schemas.microsoft.com/office/drawing/2014/chartex" xmlns:cx1="http://schemas.microsoft.com/office/drawing/2015/9/8/chartex" xmlns:cx2="http://schemas.microsoft.com/office/drawing/2015/10/21/chartex" xmlns:cx3="http://schemas.microsoft.com/office/drawing/2016/5/9/chartex" xmlns:cx4="http://schemas.microsoft.com/office/drawing/2016/5/10/chartex" xmlns:cx5="http://schemas.microsoft.com/office/drawing/2016/5/11/chartex" xmlns:cx6="http://schemas.microsoft.com/office/drawing/2016/5/12/chartex" xmlns:cx7="http://schemas.microsoft.com/office/drawing/2016/5/13/chartex" xmlns:cx8="http://schemas.microsoft.com/office/drawing/2016/5/14/chartex" xmlns:mc="http://schemas.openxmlformats.org/markup-compatibility/2006" xmlns:aink="http://schemas.microsoft.com/office/drawing/2016/ink" xmlns:am3d="http://schemas.microsoft.com/office/drawing/2017/model3d" xmlns:o="urn:schemas-microsoft-com:office:office" xmlns:oel="http://schemas.microsoft.com/office/2019/extlst" xmlns:r="http://schemas.openxmlformats.org/officeDocument/2006/relationships" xmlns:m="http://schemas.openxmlformats.org/officeDocument/2006/math" xmlns:v="urn:schemas-microsoft-com:vml" xmlns:wp14="http://schemas.microsoft.com/office/word/2010/wordprocessingDrawing" xmlns:wp="http://schemas.openxmlformats.org/drawingml/2006/wordprocessingDrawing" xmlns:w10="urn:schemas-microsoft-com:office:word" xmlns:w="http://schemas.openxmlformats.org/wordprocessingml/2006/main" xmlns:w14="http://schemas.microsoft.com/office/word/2010/wordml" xmlns:w15="http://schemas.microsoft.com/office/word/2012/wordml" xmlns:w16cex="http://schemas.microsoft.com/office/word/2018/wordml/cex" xmlns:w16cid="http://schemas.microsoft.com/office/word/2016/wordml/cid" xmlns:w16="http://schemas.microsoft.com/office/word/2018/wordml" xmlns:w16sdtdh="http://schemas.microsoft.com/office/word/2020/wordml/sdtdatahash" xmlns:w16se="http://schemas.microsoft.com/office/word/2015/wordml/symex" xmlns:wpg="http://schemas.microsoft.com/office/word/2010/wordprocessingGroup" xmlns:wpi="http://schemas.microsoft.com/office/word/2010/wordprocessingInk" xmlns:wne="http://schemas.microsoft.com/office/word/2006/wordml" xmlns:wps="http://schemas.microsoft.com/office/word/2010/wordprocessingShape" mc:Ignorable="w14 w15 w16se w16cid w16 w16cex w16sdtdh wp14">
   <w:abstractNum w:abstractNumId="0" w15:restartNumberingAfterBreak="0">
     <w:nsid w:val="035928E2"/>
     <w:multiLevelType w:val="hybridMultilevel"/>
@@ -19213,7 +17329,7 @@
 </file>
 
 <file path=word/styles.xml><?xml version="1.0" encoding="utf-8"?>
-<w:styles xmlns:mc="http://schemas.openxmlformats.org/markup-compatibility/2006" xmlns:r="http://schemas.openxmlformats.org/officeDocument/2006/relationships" xmlns:w="http://schemas.openxmlformats.org/wordprocessingml/2006/main" xmlns:w14="http://schemas.microsoft.com/office/word/2010/wordml" xmlns:w15="http://schemas.microsoft.com/office/word/2012/wordml" xmlns:w16cex="http://schemas.microsoft.com/office/word/2018/wordml/cex" xmlns:w16cid="http://schemas.microsoft.com/office/word/2016/wordml/cid" xmlns:w16="http://schemas.microsoft.com/office/word/2018/wordml" xmlns:w16du="http://schemas.microsoft.com/office/word/2023/wordml/word16du" xmlns:w16sdtdh="http://schemas.microsoft.com/office/word/2020/wordml/sdtdatahash" xmlns:w16sdtfl="http://schemas.microsoft.com/office/word/2024/wordml/sdtformatlock" xmlns:w16se="http://schemas.microsoft.com/office/word/2015/wordml/symex" mc:Ignorable="w14 w15 w16se w16cid w16 w16cex w16sdtdh w16sdtfl w16du">
+<w:styles xmlns:mc="http://schemas.openxmlformats.org/markup-compatibility/2006" xmlns:r="http://schemas.openxmlformats.org/officeDocument/2006/relationships" xmlns:w="http://schemas.openxmlformats.org/wordprocessingml/2006/main" xmlns:w14="http://schemas.microsoft.com/office/word/2010/wordml" xmlns:w15="http://schemas.microsoft.com/office/word/2012/wordml" xmlns:w16cex="http://schemas.microsoft.com/office/word/2018/wordml/cex" xmlns:w16cid="http://schemas.microsoft.com/office/word/2016/wordml/cid" xmlns:w16="http://schemas.microsoft.com/office/word/2018/wordml" xmlns:w16sdtdh="http://schemas.microsoft.com/office/word/2020/wordml/sdtdatahash" xmlns:w16se="http://schemas.microsoft.com/office/word/2015/wordml/symex" mc:Ignorable="w14 w15 w16se w16cid w16 w16cex w16sdtdh">
   <w:docDefaults>
     <w:rPrDefault>
       <w:rPr>
